--- a/pr-preview/pr-200/model-validation-handout-tracked-changes.docx
+++ b/pr-preview/pr-200/model-validation-handout-tracked-changes.docx
@@ -16,7 +16,7 @@
       </w:pPr>
       <w:del w:id="1" w:author="PR Preview" w:date="2026-01-01T00:00:00Z">
         <w:r>
-          <w:delText xml:space="preserve">Last modified: 2026-10-15 01:31:51 (PDT)</w:delText>
+          <w:delText xml:space="preserve">Last modified: 2026-10-15 06:17:56 (PDT)</w:delText>
         </w:r>
       </w:del>
     </w:p>
@@ -26,7 +26,7 @@
       </w:pPr>
       <w:ins w:id="2" w:author="PR Preview" w:date="2026-01-01T00:00:00Z">
         <w:r>
-          <w:t xml:space="preserve">Last modified: 2026-10-15 01:39:51 (PDT)</w:t>
+          <w:t xml:space="preserve">Last modified: 2026-10-15 08:11:23 (PDT)</w:t>
         </w:r>
       </w:ins>
     </w:p>
@@ -3540,7 +3540,7 @@
           <w:b/>
           <w:bCs/>
         </w:rPr>
-        <w:t xml:space="preserve">Definition 8 (Held-out set)</w:t>
+        <w:t xml:space="preserve">Definition 8 (Held-out set (hold-out set))</w:t>
       </w:r>
       <w:r>
         <w:t xml:space="preserve"> </w:t>
@@ -4032,7 +4032,20 @@
               <w:t xml:space="preserve">James et al. (2021, sec. 5.1.1)</w:t>
             </w:r>
             <w:r>
-              <w:t xml:space="preserve">, who call it a hold-out set.</w:t>
+              <w:t xml:space="preserve">, who call it a</w:t>
+            </w:r>
+            <w:r>
+              <w:t xml:space="preserve"> </w:t>
+            </w:r>
+            <w:r>
+              <w:rPr>
+                <w:b/>
+                <w:bCs/>
+              </w:rPr>
+              <w:t xml:space="preserve">hold-out set</w:t>
+            </w:r>
+            <w:r>
+              <w:t xml:space="preserve">.</w:t>
             </w:r>
           </w:p>
           <w:p/>
@@ -7467,7 +7480,7 @@
           <w:b/>
           <w:bCs/>
         </w:rPr>
-        <w:t xml:space="preserve">Definition 12 (Expected generalization error)</w:t>
+        <w:t xml:space="preserve">Definition 12 (Expected generalization error (expected prediction error, expected test error))</w:t>
       </w:r>
       <w:r>
         <w:t xml:space="preserve"> </w:t>
@@ -8096,8 +8109,8 @@
             </w:r>
             <w:r>
               <w:rPr>
-                <w:i/>
-                <w:iCs/>
+                <w:b/>
+                <w:bCs/>
               </w:rPr>
               <w:t xml:space="preserve">expected prediction error</w:t>
             </w:r>
@@ -8112,8 +8125,8 @@
             </w:r>
             <w:r>
               <w:rPr>
-                <w:i/>
-                <w:iCs/>
+                <w:b/>
+                <w:bCs/>
               </w:rPr>
               <w:t xml:space="preserve">expected test error</w:t>
             </w:r>
@@ -9291,7 +9304,7 @@
         <w:t xml:space="preserve"> </w:t>
       </w:r>
       <w:r>
-        <w:t xml:space="preserve">Show that the</w:t>
+        <w:t xml:space="preserve">Write the</w:t>
       </w:r>
       <w:r>
         <w:t xml:space="preserve"> </w:t>
@@ -9307,8 +9320,47 @@
       <w:r>
         <w:t xml:space="preserve"> </w:t>
       </w:r>
-      <w:r>
-        <w:t xml:space="preserve">is the mean of the</w:t>
+      <m:oMath>
+        <m:sSup>
+          <m:e>
+            <m:r>
+              <m:rPr>
+                <m:sty m:val="p"/>
+              </m:rPr>
+              <m:t>Err</m:t>
+            </m:r>
+          </m:e>
+          <m:sup>
+            <m:r>
+              <m:t>g</m:t>
+            </m:r>
+          </m:sup>
+        </m:sSup>
+        <m:r>
+          <m:t>​</m:t>
+        </m:r>
+        <m:d>
+          <m:dPr>
+            <m:begChr m:val="("/>
+            <m:sepChr m:val=""/>
+            <m:endChr m:val=")"/>
+            <m:grow/>
+          </m:dPr>
+          <m:e>
+            <m:r>
+              <m:t>n</m:t>
+            </m:r>
+          </m:e>
+        </m:d>
+        <m:r>
+          <m:t>​</m:t>
+        </m:r>
+      </m:oMath>
+      <w:r>
+        <w:t xml:space="preserve"> </w:t>
+      </w:r>
+      <w:r>
+        <w:t xml:space="preserve">in terms of the</w:t>
       </w:r>
       <w:r>
         <w:t xml:space="preserve"> </w:t>
@@ -9333,10 +9385,60 @@
         </m:oMath>
       </w:hyperlink>
       <w:r>
-        <w:t xml:space="preserve"> </w:t>
-      </w:r>
-      <w:r>
-        <w:t xml:space="preserve">over the distribution of</w:t>
+        <w:t xml:space="preserve">,</w:t>
+      </w:r>
+      <w:r>
+        <w:t xml:space="preserve"> </w:t>
+      </w:r>
+      <m:oMath>
+        <m:sSubSup>
+          <m:e>
+            <m:r>
+              <m:rPr>
+                <m:sty m:val="p"/>
+              </m:rPr>
+              <m:t>EPE</m:t>
+            </m:r>
+          </m:e>
+          <m:sub>
+            <m:r>
+              <m:t>n</m:t>
+            </m:r>
+          </m:sub>
+          <m:sup>
+            <m:r>
+              <m:t>g</m:t>
+            </m:r>
+          </m:sup>
+        </m:sSubSup>
+        <m:r>
+          <m:t>​</m:t>
+        </m:r>
+        <m:d>
+          <m:dPr>
+            <m:begChr m:val="("/>
+            <m:sepChr m:val=""/>
+            <m:endChr m:val=")"/>
+            <m:grow/>
+          </m:dPr>
+          <m:e>
+            <m:r>
+              <m:t>x</m:t>
+            </m:r>
+          </m:e>
+        </m:d>
+        <m:r>
+          <m:t>​</m:t>
+        </m:r>
+      </m:oMath>
+      <w:r>
+        <w:t xml:space="preserve">,</w:t>
+      </w:r>
+      <w:r>
+        <w:t xml:space="preserve"> </w:t>
+      </w:r>
+      <w:r>
+        <w:t xml:space="preserve">and the distribution of</w:t>
       </w:r>
       <w:r>
         <w:t xml:space="preserve"> </w:t>
@@ -9359,145 +9461,14 @@
         </m:sSub>
       </m:oMath>
       <w:r>
-        <w:t xml:space="preserve">:</w:t>
-      </w:r>
-    </w:p>
-    <w:p>
-      <w:pPr>
-        <w:pStyle w:val="BodyText"/>
-      </w:pPr>
-      <m:oMathPara>
-        <m:oMathParaPr>
-          <m:jc m:val="center"/>
-        </m:oMathParaPr>
-        <m:oMath>
-          <m:sSup>
-            <m:e>
-              <m:r>
-                <m:rPr>
-                  <m:sty m:val="p"/>
-                </m:rPr>
-                <m:t>Err</m:t>
-              </m:r>
-            </m:e>
-            <m:sup>
-              <m:r>
-                <m:t>g</m:t>
-              </m:r>
-            </m:sup>
-          </m:sSup>
-          <m:r>
-            <m:t>​</m:t>
-          </m:r>
-          <m:d>
-            <m:dPr>
-              <m:begChr m:val="("/>
-              <m:sepChr m:val=""/>
-              <m:endChr m:val=")"/>
-              <m:grow/>
-            </m:dPr>
-            <m:e>
-              <m:r>
-                <m:t>n</m:t>
-              </m:r>
-            </m:e>
-          </m:d>
-          <m:r>
-            <m:t>​</m:t>
-          </m:r>
-          <m:r>
-            <m:rPr>
-              <m:sty m:val="p"/>
-            </m:rPr>
-            <m:t>=</m:t>
-          </m:r>
-          <m:r>
-            <m:rPr>
-              <m:sty m:val="p"/>
-            </m:rPr>
-            <m:t>E</m:t>
-          </m:r>
-          <m:r>
-            <m:t>​</m:t>
-          </m:r>
-          <m:d>
-            <m:dPr>
-              <m:begChr m:val="["/>
-              <m:sepChr m:val=""/>
-              <m:endChr m:val="]"/>
-              <m:grow/>
-            </m:dPr>
-            <m:e>
-              <m:sSubSup>
-                <m:e>
-                  <m:r>
-                    <m:rPr>
-                      <m:sty m:val="p"/>
-                    </m:rPr>
-                    <m:t>EPE</m:t>
-                  </m:r>
-                </m:e>
-                <m:sub>
-                  <m:r>
-                    <m:t>n</m:t>
-                  </m:r>
-                </m:sub>
-                <m:sup>
-                  <m:r>
-                    <m:t>g</m:t>
-                  </m:r>
-                </m:sup>
-              </m:sSubSup>
-              <m:r>
-                <m:t>​</m:t>
-              </m:r>
-              <m:d>
-                <m:dPr>
-                  <m:begChr m:val="("/>
-                  <m:sepChr m:val=""/>
-                  <m:endChr m:val=")"/>
-                  <m:grow/>
-                </m:dPr>
-                <m:e>
-                  <m:sSub>
-                    <m:e>
-                      <m:r>
-                        <m:t>X</m:t>
-                      </m:r>
-                    </m:e>
-                    <m:sub>
-                      <m:r>
-                        <m:rPr>
-                          <m:sty m:val="p"/>
-                        </m:rPr>
-                        <m:t>*</m:t>
-                      </m:r>
-                    </m:sub>
-                  </m:sSub>
-                </m:e>
-              </m:d>
-              <m:r>
-                <m:t>​</m:t>
-              </m:r>
-            </m:e>
-          </m:d>
-          <m:r>
-            <m:t>​</m:t>
-          </m:r>
-          <m:r>
-            <m:rPr>
-              <m:sty m:val="p"/>
-            </m:rPr>
-            <m:t>.</m:t>
-          </m:r>
-        </m:oMath>
-      </m:oMathPara>
+        <w:t xml:space="preserve">.</w:t>
+      </w:r>
     </w:p>
     <w:bookmarkEnd w:id="65"/>
     <w:bookmarkStart w:id="67" w:name="sol-expected-error-epe"/>
     <w:p>
       <w:pPr>
-        <w:pStyle w:val="FirstParagraph"/>
+        <w:pStyle w:val="BodyText"/>
       </w:pPr>
       <w:r>
         <w:rPr>
@@ -25758,7 +25729,7 @@
           <w:b/>
           <w:bCs/>
         </w:rPr>
-        <w:t xml:space="preserve">Exercise 7 (A held-out set estimates the generalization error)</w:t>
+        <w:t xml:space="preserve">Exercise 7 (Held-out predictions and the generalization error)</w:t>
       </w:r>
       <w:r>
         <w:t xml:space="preserve"> </w:t>
@@ -26148,7 +26119,7 @@
         <w:pStyle w:val="BodyText"/>
       </w:pPr>
       <w:r>
-        <w:t xml:space="preserve">Show that, given</w:t>
+        <w:t xml:space="preserve">Find, given</w:t>
       </w:r>
       <w:r>
         <w:t xml:space="preserve"> </w:t>
@@ -26199,7 +26170,13 @@
         <w:t xml:space="preserve"> </w:t>
       </w:r>
       <w:r>
-        <w:t xml:space="preserve">of the held-out predictions is</w:t>
+        <w:t xml:space="preserve">of the held-out predictions,</w:t>
+      </w:r>
+      <w:r>
+        <w:t xml:space="preserve"> </w:t>
+      </w:r>
+      <w:r>
+        <w:t xml:space="preserve">in terms of the generalization error</w:t>
       </w:r>
       <w:r>
         <w:t xml:space="preserve"> </w:t>
@@ -26444,44 +26421,6 @@
           <m:r>
             <m:t>​</m:t>
           </m:r>
-          <m:r>
-            <m:rPr>
-              <m:sty m:val="p"/>
-            </m:rPr>
-            <m:t>=</m:t>
-          </m:r>
-          <m:sSub>
-            <m:e>
-              <m:r>
-                <m:rPr>
-                  <m:sty m:val="p"/>
-                </m:rPr>
-                <m:t>Err</m:t>
-              </m:r>
-            </m:e>
-            <m:sub>
-              <m:sSub>
-                <m:e>
-                  <m:r>
-                    <m:rPr>
-                      <m:scr m:val="script"/>
-                      <m:sty m:val="p"/>
-                    </m:rPr>
-                    <m:t>D</m:t>
-                  </m:r>
-                </m:e>
-                <m:sub>
-                  <m:r>
-                    <m:rPr>
-                      <m:nor/>
-                      <m:sty m:val="p"/>
-                    </m:rPr>
-                    <m:t>train</m:t>
-                  </m:r>
-                </m:sub>
-              </m:sSub>
-            </m:sub>
-          </m:sSub>
           <m:r>
             <m:rPr>
               <m:sty m:val="p"/>
@@ -28943,30 +28882,67 @@
         <w:t xml:space="preserve"> </w:t>
       </w:r>
       <w:r>
-        <w:t xml:space="preserve">So the step of</w:t>
-      </w:r>
-      <w:r>
-        <w:t xml:space="preserve"> </w:t>
-      </w:r>
-      <w:hyperlink w:anchor="sol-held-out-unbiased">
+        <w:t xml:space="preserve">So the argument of</w:t>
+      </w:r>
+      <w:r>
+        <w:t xml:space="preserve"> </w:t>
+      </w:r>
+      <w:hyperlink w:anchor="thm-held-out-unbiased">
         <w:r>
           <w:rPr>
             <w:rStyle w:val="Hyperlink"/>
           </w:rPr>
-          <w:t xml:space="preserve">Solution 7</w:t>
+          <w:t xml:space="preserve">Theorem 3</w:t>
         </w:r>
       </w:hyperlink>
       <w:r>
-        <w:t xml:space="preserve"> </w:t>
-      </w:r>
-      <w:r>
-        <w:t xml:space="preserve">labeled</w:t>
-      </w:r>
-      <w:r>
-        <w:t xml:space="preserve"> </w:t>
-      </w:r>
-      <w:r>
-        <w:t xml:space="preserve">“each term, as above”</w:t>
+        <w:t xml:space="preserve">,</w:t>
+      </w:r>
+      <w:r>
+        <w:t xml:space="preserve"> </w:t>
+      </w:r>
+      <w:r>
+        <w:t xml:space="preserve">that each squared prediction error has conditional expectation</w:t>
+      </w:r>
+      <w:r>
+        <w:t xml:space="preserve"> </w:t>
+      </w:r>
+      <m:oMath>
+        <m:sSub>
+          <m:e>
+            <m:r>
+              <m:rPr>
+                <m:sty m:val="p"/>
+              </m:rPr>
+              <m:t>Err</m:t>
+            </m:r>
+          </m:e>
+          <m:sub>
+            <m:sSub>
+              <m:e>
+                <m:r>
+                  <m:rPr>
+                    <m:scr m:val="script"/>
+                    <m:sty m:val="p"/>
+                  </m:rPr>
+                  <m:t>D</m:t>
+                </m:r>
+              </m:e>
+              <m:sub>
+                <m:r>
+                  <m:rPr>
+                    <m:nor/>
+                    <m:sty m:val="p"/>
+                  </m:rPr>
+                  <m:t>train</m:t>
+                </m:r>
+              </m:sub>
+            </m:sSub>
+          </m:sub>
+        </m:sSub>
+      </m:oMath>
+      <w:r>
+        <w:t xml:space="preserve">,</w:t>
       </w:r>
       <w:r>
         <w:t xml:space="preserve"> </w:t>
@@ -52792,7 +52768,7 @@
     </w:p>
     <w:bookmarkEnd w:id="197"/>
     <w:bookmarkEnd w:id="198"/>
-    <w:bookmarkStart w:id="229" w:name="sec-loocv"/>
+    <w:bookmarkStart w:id="230" w:name="sec-loocv"/>
     <w:p>
       <w:pPr>
         <w:pStyle w:val="Heading2"/>
@@ -53882,10 +53858,1849 @@
       </w:tr>
     </w:tbl>
     <w:bookmarkEnd w:id="204"/>
-    <w:bookmarkStart w:id="206" w:name="def-term-vector"/>
+    <w:bookmarkStart w:id="205" w:name="lem-loocv-not-random"/>
     <w:p>
       <w:pPr>
         <w:pStyle w:val="BodyText"/>
+      </w:pPr>
+      <w:r>
+        <w:rPr>
+          <w:b/>
+          <w:bCs/>
+        </w:rPr>
+        <w:t xml:space="preserve">Lemma 1 (Leave-one-out cross-validation does not depend on the fold assignment)</w:t>
+      </w:r>
+      <w:r>
+        <w:t xml:space="preserve"> </w:t>
+      </w:r>
+      <w:r>
+        <w:t xml:space="preserve">Let</w:t>
+      </w:r>
+      <w:r>
+        <w:t xml:space="preserve"> </w:t>
+      </w:r>
+      <m:oMath>
+        <m:sSub>
+          <m:e>
+            <m:r>
+              <m:rPr>
+                <m:scr m:val="script"/>
+                <m:sty m:val="p"/>
+              </m:rPr>
+              <m:t>D</m:t>
+            </m:r>
+          </m:e>
+          <m:sub>
+            <m:r>
+              <m:rPr>
+                <m:nor/>
+                <m:sty m:val="p"/>
+              </m:rPr>
+              <m:t>train</m:t>
+            </m:r>
+          </m:sub>
+        </m:sSub>
+        <m:r>
+          <m:rPr>
+            <m:sty m:val="p"/>
+          </m:rPr>
+          <m:t>=</m:t>
+        </m:r>
+        <m:r>
+          <m:t>​</m:t>
+        </m:r>
+        <m:d>
+          <m:dPr>
+            <m:begChr m:val="("/>
+            <m:sepChr m:val=""/>
+            <m:endChr m:val=")"/>
+            <m:grow/>
+          </m:dPr>
+          <m:e>
+            <m:r>
+              <m:rPr>
+                <m:sty m:val="p"/>
+              </m:rPr>
+              <m:t>(</m:t>
+            </m:r>
+            <m:sSub>
+              <m:e>
+                <m:r>
+                  <m:t>x</m:t>
+                </m:r>
+              </m:e>
+              <m:sub>
+                <m:r>
+                  <m:t>i</m:t>
+                </m:r>
+              </m:sub>
+            </m:sSub>
+            <m:r>
+              <m:rPr>
+                <m:sty m:val="p"/>
+              </m:rPr>
+              <m:t>,</m:t>
+            </m:r>
+            <m:sSub>
+              <m:e>
+                <m:r>
+                  <m:t>y</m:t>
+                </m:r>
+              </m:e>
+              <m:sub>
+                <m:r>
+                  <m:t>i</m:t>
+                </m:r>
+              </m:sub>
+            </m:sSub>
+            <m:r>
+              <m:rPr>
+                <m:sty m:val="p"/>
+              </m:rPr>
+              <m:t>)</m:t>
+            </m:r>
+          </m:e>
+        </m:d>
+        <m:sSub>
+          <m:e>
+            <m:r>
+              <m:t>​</m:t>
+            </m:r>
+          </m:e>
+          <m:sub>
+            <m:r>
+              <m:t>i</m:t>
+            </m:r>
+            <m:r>
+              <m:rPr>
+                <m:sty m:val="p"/>
+              </m:rPr>
+              <m:t>∈</m:t>
+            </m:r>
+            <m:r>
+              <m:t>I</m:t>
+            </m:r>
+          </m:sub>
+        </m:sSub>
+      </m:oMath>
+      <w:r>
+        <w:t xml:space="preserve"> </w:t>
+      </w:r>
+      <w:r>
+        <w:t xml:space="preserve">be a</w:t>
+      </w:r>
+      <w:r>
+        <w:t xml:space="preserve"> </w:t>
+      </w:r>
+      <w:hyperlink w:anchor="def-training-set">
+        <w:r>
+          <w:rPr>
+            <w:rStyle w:val="Hyperlink"/>
+          </w:rPr>
+          <w:t xml:space="preserve">training set</w:t>
+        </w:r>
+      </w:hyperlink>
+      <w:r>
+        <w:t xml:space="preserve"> </w:t>
+      </w:r>
+      <w:r>
+        <w:t xml:space="preserve">of</w:t>
+      </w:r>
+      <w:r>
+        <w:t xml:space="preserve"> </w:t>
+      </w:r>
+      <m:oMath>
+        <m:r>
+          <m:t>n</m:t>
+        </m:r>
+        <m:r>
+          <m:rPr>
+            <m:sty m:val="p"/>
+          </m:rPr>
+          <m:t>=</m:t>
+        </m:r>
+        <m:r>
+          <m:t>​</m:t>
+        </m:r>
+        <m:d>
+          <m:dPr>
+            <m:begChr m:val="|"/>
+            <m:sepChr m:val=""/>
+            <m:endChr m:val="|"/>
+            <m:grow/>
+          </m:dPr>
+          <m:e>
+            <m:r>
+              <m:t>I</m:t>
+            </m:r>
+          </m:e>
+        </m:d>
+        <m:r>
+          <m:t>​</m:t>
+        </m:r>
+      </m:oMath>
+      <w:r>
+        <w:t xml:space="preserve"> </w:t>
+      </w:r>
+      <w:r>
+        <w:t xml:space="preserve">observations, indexed by</w:t>
+      </w:r>
+      <w:r>
+        <w:t xml:space="preserve"> </w:t>
+      </w:r>
+      <m:oMath>
+        <m:r>
+          <m:t>I</m:t>
+        </m:r>
+      </m:oMath>
+      <w:r>
+        <w:t xml:space="preserve">.</w:t>
+      </w:r>
+      <w:r>
+        <w:t xml:space="preserve"> </w:t>
+      </w:r>
+      <w:r>
+        <w:t xml:space="preserve">Then the</w:t>
+      </w:r>
+      <w:r>
+        <w:t xml:space="preserve"> </w:t>
+      </w:r>
+      <w:hyperlink w:anchor="def-cv-estimate">
+        <w:r>
+          <w:rPr>
+            <w:rStyle w:val="Hyperlink"/>
+          </w:rPr>
+          <w:t xml:space="preserve">cross-validation estimate</w:t>
+        </w:r>
+      </w:hyperlink>
+      <w:r>
+        <w:t xml:space="preserve"> </w:t>
+      </w:r>
+      <m:oMath>
+        <m:sSub>
+          <m:e>
+            <m:acc>
+              <m:accPr>
+                <m:chr m:val="̂"/>
+              </m:accPr>
+              <m:e>
+                <m:r>
+                  <m:rPr>
+                    <m:sty m:val="p"/>
+                  </m:rPr>
+                  <m:t>Err</m:t>
+                </m:r>
+              </m:e>
+            </m:acc>
+          </m:e>
+          <m:sub>
+            <m:r>
+              <m:rPr>
+                <m:nor/>
+                <m:sty m:val="p"/>
+              </m:rPr>
+              <m:t>CV</m:t>
+            </m:r>
+            <m:r>
+              <m:rPr>
+                <m:sty m:val="p"/>
+              </m:rPr>
+              <m:t>(</m:t>
+            </m:r>
+            <m:r>
+              <m:t>n</m:t>
+            </m:r>
+            <m:r>
+              <m:rPr>
+                <m:sty m:val="p"/>
+              </m:rPr>
+              <m:t>)</m:t>
+            </m:r>
+          </m:sub>
+        </m:sSub>
+      </m:oMath>
+      <w:r>
+        <w:t xml:space="preserve"> </w:t>
+      </w:r>
+      <w:r>
+        <w:t xml:space="preserve">of</w:t>
+      </w:r>
+      <w:r>
+        <w:t xml:space="preserve"> </w:t>
+      </w:r>
+      <w:hyperlink w:anchor="def-loocv">
+        <w:r>
+          <w:rPr>
+            <w:rStyle w:val="Hyperlink"/>
+          </w:rPr>
+          <w:t xml:space="preserve">leave-one-out cross-validation</w:t>
+        </w:r>
+      </w:hyperlink>
+      <w:r>
+        <w:t xml:space="preserve"> </w:t>
+      </w:r>
+      <w:r>
+        <w:t xml:space="preserve">(</w:t>
+      </w:r>
+      <m:oMath>
+        <m:r>
+          <m:t>k</m:t>
+        </m:r>
+        <m:r>
+          <m:rPr>
+            <m:sty m:val="p"/>
+          </m:rPr>
+          <m:t>=</m:t>
+        </m:r>
+        <m:r>
+          <m:t>n</m:t>
+        </m:r>
+      </m:oMath>
+      <w:r>
+        <w:t xml:space="preserve">)</w:t>
+      </w:r>
+      <w:r>
+        <w:t xml:space="preserve"> </w:t>
+      </w:r>
+      <w:r>
+        <w:t xml:space="preserve">is the same for every</w:t>
+      </w:r>
+      <w:r>
+        <w:t xml:space="preserve"> </w:t>
+      </w:r>
+      <w:hyperlink w:anchor="def-fold-assignment">
+        <w:r>
+          <w:rPr>
+            <w:rStyle w:val="Hyperlink"/>
+          </w:rPr>
+          <w:t xml:space="preserve">fold assignment</w:t>
+        </w:r>
+      </w:hyperlink>
+      <w:r>
+        <w:t xml:space="preserve"> </w:t>
+      </w:r>
+      <m:oMath>
+        <m:r>
+          <m:t>κ</m:t>
+        </m:r>
+        <m:r>
+          <m:rPr>
+            <m:sty m:val="p"/>
+          </m:rPr>
+          <m:t>(</m:t>
+        </m:r>
+        <m:r>
+          <m:t>i</m:t>
+        </m:r>
+        <m:r>
+          <m:rPr>
+            <m:sty m:val="p"/>
+          </m:rPr>
+          <m:t>)</m:t>
+        </m:r>
+      </m:oMath>
+      <w:r>
+        <w:t xml:space="preserve">.</w:t>
+      </w:r>
+    </w:p>
+    <w:bookmarkEnd w:id="205"/>
+    <w:p>
+      <w:pPr>
+        <w:pStyle w:val="BodyText"/>
+      </w:pPr>
+      <w:r>
+        <w:rPr>
+          <w:i/>
+          <w:iCs/>
+        </w:rPr>
+        <w:t xml:space="preserve">Proof</w:t>
+      </w:r>
+      <w:r>
+        <w:t xml:space="preserve">. </w:t>
+      </w:r>
+      <w:r>
+        <w:t xml:space="preserve">This is the solution to</w:t>
+      </w:r>
+      <w:r>
+        <w:t xml:space="preserve"> </w:t>
+      </w:r>
+      <w:hyperlink w:anchor="exr-loocv">
+        <w:r>
+          <w:rPr>
+            <w:rStyle w:val="Hyperlink"/>
+          </w:rPr>
+          <w:t xml:space="preserve">Exercise 11</w:t>
+        </w:r>
+      </w:hyperlink>
+      <w:r>
+        <w:t xml:space="preserve">, part 3, worked in</w:t>
+      </w:r>
+      <w:r>
+        <w:t xml:space="preserve"> </w:t>
+      </w:r>
+      <w:hyperlink w:anchor="sol-loocv">
+        <w:r>
+          <w:rPr>
+            <w:rStyle w:val="Hyperlink"/>
+          </w:rPr>
+          <w:t xml:space="preserve">Solution 11</w:t>
+        </w:r>
+      </w:hyperlink>
+      <w:r>
+        <w:t xml:space="preserve">.</w:t>
+      </w:r>
+      <w:r>
+        <w:t xml:space="preserve"> </w:t>
+      </w:r>
+      <w:r>
+        <w:t xml:space="preserve">It uses</w:t>
+      </w:r>
+      <w:r>
+        <w:t xml:space="preserve"> </w:t>
+      </w:r>
+      <w:hyperlink w:anchor="eq-cv-estimate">
+        <w:r>
+          <w:rPr>
+            <w:rStyle w:val="Hyperlink"/>
+          </w:rPr>
+          <w:t xml:space="preserve">Equation 31</w:t>
+        </w:r>
+      </w:hyperlink>
+      <w:r>
+        <w:t xml:space="preserve"> </w:t>
+      </w:r>
+      <w:r>
+        <w:t xml:space="preserve">and</w:t>
+      </w:r>
+      <w:r>
+        <w:t xml:space="preserve"> </w:t>
+      </w:r>
+      <w:hyperlink w:anchor="eq-fold-out-rule">
+        <w:r>
+          <w:rPr>
+            <w:rStyle w:val="Hyperlink"/>
+          </w:rPr>
+          <w:t xml:space="preserve">Equation 30</w:t>
+        </w:r>
+      </w:hyperlink>
+      <w:r>
+        <w:t xml:space="preserve">.</w:t>
+      </w:r>
+    </w:p>
+    <w:p>
+      <w:pPr>
+        <w:pStyle w:val="BodyText"/>
+      </w:pPr>
+      <w:r>
+        <w:t xml:space="preserve">Each step below changes one thing.</w:t>
+      </w:r>
+    </w:p>
+    <w:p>
+      <w:pPr>
+        <w:numPr>
+          <w:ilvl w:val="0"/>
+          <w:numId w:val="1015"/>
+        </w:numPr>
+      </w:pPr>
+      <w:r>
+        <w:t xml:space="preserve">With</w:t>
+      </w:r>
+      <w:r>
+        <w:t xml:space="preserve"> </w:t>
+      </w:r>
+      <m:oMath>
+        <m:r>
+          <m:t>k</m:t>
+        </m:r>
+        <m:r>
+          <m:rPr>
+            <m:sty m:val="p"/>
+          </m:rPr>
+          <m:t>=</m:t>
+        </m:r>
+        <m:r>
+          <m:t>n</m:t>
+        </m:r>
+      </m:oMath>
+      <w:r>
+        <w:t xml:space="preserve">, the</w:t>
+      </w:r>
+      <w:r>
+        <w:t xml:space="preserve"> </w:t>
+      </w:r>
+      <m:oMath>
+        <m:r>
+          <m:t>n</m:t>
+        </m:r>
+      </m:oMath>
+      <w:r>
+        <w:t xml:space="preserve"> </w:t>
+      </w:r>
+      <w:r>
+        <w:t xml:space="preserve">nonempty, disjoint</w:t>
+      </w:r>
+      <w:r>
+        <w:t xml:space="preserve"> </w:t>
+      </w:r>
+      <w:hyperlink w:anchor="def-folds">
+        <w:r>
+          <w:rPr>
+            <w:rStyle w:val="Hyperlink"/>
+          </w:rPr>
+          <w:t xml:space="preserve">folds</w:t>
+        </w:r>
+      </w:hyperlink>
+      <w:r>
+        <w:t xml:space="preserve"> </w:t>
+      </w:r>
+      <w:r>
+        <w:t xml:space="preserve">of</w:t>
+      </w:r>
+      <w:r>
+        <w:t xml:space="preserve"> </w:t>
+      </w:r>
+      <w:hyperlink w:anchor="eq-folds">
+        <w:r>
+          <w:rPr>
+            <w:rStyle w:val="Hyperlink"/>
+          </w:rPr>
+          <w:t xml:space="preserve">Equation 27</w:t>
+        </w:r>
+      </w:hyperlink>
+      <w:r>
+        <w:t xml:space="preserve"> </w:t>
+      </w:r>
+      <w:r>
+        <w:t xml:space="preserve">partition the</w:t>
+      </w:r>
+      <w:r>
+        <w:t xml:space="preserve"> </w:t>
+      </w:r>
+      <m:oMath>
+        <m:r>
+          <m:t>n</m:t>
+        </m:r>
+      </m:oMath>
+      <w:r>
+        <w:t xml:space="preserve"> </w:t>
+      </w:r>
+      <w:r>
+        <w:t xml:space="preserve">indices of</w:t>
+      </w:r>
+      <w:r>
+        <w:t xml:space="preserve"> </w:t>
+      </w:r>
+      <m:oMath>
+        <m:r>
+          <m:t>I</m:t>
+        </m:r>
+      </m:oMath>
+      <w:r>
+        <w:t xml:space="preserve">,</w:t>
+      </w:r>
+      <w:r>
+        <w:t xml:space="preserve"> </w:t>
+      </w:r>
+      <w:r>
+        <w:t xml:space="preserve">so each fold holds exactly one index.</w:t>
+      </w:r>
+      <w:r>
+        <w:t xml:space="preserve"> </w:t>
+      </w:r>
+      <w:r>
+        <w:t xml:space="preserve">(A partition of</w:t>
+      </w:r>
+      <w:r>
+        <w:t xml:space="preserve"> </w:t>
+      </w:r>
+      <m:oMath>
+        <m:r>
+          <m:t>n</m:t>
+        </m:r>
+      </m:oMath>
+      <w:r>
+        <w:t xml:space="preserve"> </w:t>
+      </w:r>
+      <w:r>
+        <w:t xml:space="preserve">indices into</w:t>
+      </w:r>
+      <w:r>
+        <w:t xml:space="preserve"> </w:t>
+      </w:r>
+      <m:oMath>
+        <m:r>
+          <m:t>n</m:t>
+        </m:r>
+      </m:oMath>
+      <w:r>
+        <w:t xml:space="preserve"> </w:t>
+      </w:r>
+      <w:r>
+        <w:t xml:space="preserve">nonempty, disjoint subsets has one index per subset.)</w:t>
+      </w:r>
+    </w:p>
+    <w:p>
+      <w:pPr>
+        <w:numPr>
+          <w:ilvl w:val="0"/>
+          <w:numId w:val="1015"/>
+        </w:numPr>
+      </w:pPr>
+      <w:r>
+        <w:t xml:space="preserve">For observation</w:t>
+      </w:r>
+      <w:r>
+        <w:t xml:space="preserve"> </w:t>
+      </w:r>
+      <m:oMath>
+        <m:r>
+          <m:t>i</m:t>
+        </m:r>
+      </m:oMath>
+      <w:r>
+        <w:t xml:space="preserve">,</w:t>
+      </w:r>
+      <w:r>
+        <w:t xml:space="preserve"> </w:t>
+      </w:r>
+      <w:hyperlink w:anchor="eq-fold-assignment">
+        <w:r>
+          <w:rPr>
+            <w:rStyle w:val="Hyperlink"/>
+          </w:rPr>
+          <w:t xml:space="preserve">Equation 29</w:t>
+        </w:r>
+      </w:hyperlink>
+      <w:r>
+        <w:t xml:space="preserve"> </w:t>
+      </w:r>
+      <w:r>
+        <w:t xml:space="preserve">gives</w:t>
+      </w:r>
+      <w:r>
+        <w:t xml:space="preserve"> </w:t>
+      </w:r>
+      <m:oMath>
+        <m:r>
+          <m:t>i</m:t>
+        </m:r>
+        <m:r>
+          <m:rPr>
+            <m:sty m:val="p"/>
+          </m:rPr>
+          <m:t>∈</m:t>
+        </m:r>
+        <m:sSub>
+          <m:e>
+            <m:r>
+              <m:rPr>
+                <m:scr m:val="script"/>
+                <m:sty m:val="p"/>
+              </m:rPr>
+              <m:t>F</m:t>
+            </m:r>
+          </m:e>
+          <m:sub>
+            <m:r>
+              <m:t>κ</m:t>
+            </m:r>
+            <m:r>
+              <m:rPr>
+                <m:sty m:val="p"/>
+              </m:rPr>
+              <m:t>(</m:t>
+            </m:r>
+            <m:r>
+              <m:t>i</m:t>
+            </m:r>
+            <m:r>
+              <m:rPr>
+                <m:sty m:val="p"/>
+              </m:rPr>
+              <m:t>)</m:t>
+            </m:r>
+          </m:sub>
+        </m:sSub>
+      </m:oMath>
+      <w:r>
+        <w:t xml:space="preserve">,</w:t>
+      </w:r>
+      <w:r>
+        <w:t xml:space="preserve"> </w:t>
+      </w:r>
+      <w:r>
+        <w:t xml:space="preserve">so</w:t>
+      </w:r>
+      <w:r>
+        <w:t xml:space="preserve"> </w:t>
+      </w:r>
+      <m:oMath>
+        <m:sSub>
+          <m:e>
+            <m:r>
+              <m:rPr>
+                <m:scr m:val="script"/>
+                <m:sty m:val="p"/>
+              </m:rPr>
+              <m:t>F</m:t>
+            </m:r>
+          </m:e>
+          <m:sub>
+            <m:r>
+              <m:t>κ</m:t>
+            </m:r>
+            <m:r>
+              <m:rPr>
+                <m:sty m:val="p"/>
+              </m:rPr>
+              <m:t>(</m:t>
+            </m:r>
+            <m:r>
+              <m:t>i</m:t>
+            </m:r>
+            <m:r>
+              <m:rPr>
+                <m:sty m:val="p"/>
+              </m:rPr>
+              <m:t>)</m:t>
+            </m:r>
+          </m:sub>
+        </m:sSub>
+        <m:r>
+          <m:rPr>
+            <m:sty m:val="p"/>
+          </m:rPr>
+          <m:t>=</m:t>
+        </m:r>
+        <m:r>
+          <m:t>​</m:t>
+        </m:r>
+        <m:d>
+          <m:dPr>
+            <m:begChr m:val="{"/>
+            <m:sepChr m:val=""/>
+            <m:endChr m:val="}"/>
+            <m:grow/>
+          </m:dPr>
+          <m:e>
+            <m:r>
+              <m:t>i</m:t>
+            </m:r>
+          </m:e>
+        </m:d>
+        <m:r>
+          <m:t>​</m:t>
+        </m:r>
+      </m:oMath>
+      <w:r>
+        <w:t xml:space="preserve">.</w:t>
+      </w:r>
+      <w:r>
+        <w:t xml:space="preserve"> </w:t>
+      </w:r>
+      <w:r>
+        <w:t xml:space="preserve">(Fold</w:t>
+      </w:r>
+      <w:r>
+        <w:t xml:space="preserve"> </w:t>
+      </w:r>
+      <m:oMath>
+        <m:r>
+          <m:t>κ</m:t>
+        </m:r>
+        <m:r>
+          <m:rPr>
+            <m:sty m:val="p"/>
+          </m:rPr>
+          <m:t>(</m:t>
+        </m:r>
+        <m:r>
+          <m:t>i</m:t>
+        </m:r>
+        <m:r>
+          <m:rPr>
+            <m:sty m:val="p"/>
+          </m:rPr>
+          <m:t>)</m:t>
+        </m:r>
+      </m:oMath>
+      <w:r>
+        <w:t xml:space="preserve"> </w:t>
+      </w:r>
+      <w:r>
+        <w:t xml:space="preserve">holds one index, and that index is</w:t>
+      </w:r>
+      <w:r>
+        <w:t xml:space="preserve"> </w:t>
+      </w:r>
+      <m:oMath>
+        <m:r>
+          <m:t>i</m:t>
+        </m:r>
+      </m:oMath>
+      <w:r>
+        <w:t xml:space="preserve">.)</w:t>
+      </w:r>
+    </w:p>
+    <w:p>
+      <w:pPr>
+        <w:numPr>
+          <w:ilvl w:val="0"/>
+          <w:numId w:val="1015"/>
+        </w:numPr>
+      </w:pPr>
+      <w:r>
+        <w:t xml:space="preserve">Let</w:t>
+      </w:r>
+      <w:r>
+        <w:t xml:space="preserve"> </w:t>
+      </w:r>
+      <m:oMath>
+        <m:r>
+          <m:t>g</m:t>
+        </m:r>
+      </m:oMath>
+      <w:r>
+        <w:t xml:space="preserve"> </w:t>
+      </w:r>
+      <w:r>
+        <w:t xml:space="preserve">be the</w:t>
+      </w:r>
+      <w:r>
+        <w:t xml:space="preserve"> </w:t>
+      </w:r>
+      <w:hyperlink w:anchor="def-fitting-procedure">
+        <w:r>
+          <w:rPr>
+            <w:rStyle w:val="Hyperlink"/>
+          </w:rPr>
+          <w:t xml:space="preserve">fitting procedure</w:t>
+        </w:r>
+      </w:hyperlink>
+      <w:r>
+        <w:t xml:space="preserve">,</w:t>
+      </w:r>
+      <w:r>
+        <w:t xml:space="preserve"> </w:t>
+      </w:r>
+      <w:r>
+        <w:t xml:space="preserve">the rule that maps a training set to a fitted prediction rule.</w:t>
+      </w:r>
+      <w:r>
+        <w:t xml:space="preserve"> </w:t>
+      </w:r>
+      <w:r>
+        <w:t xml:space="preserve">The</w:t>
+      </w:r>
+      <w:r>
+        <w:t xml:space="preserve"> </w:t>
+      </w:r>
+      <w:hyperlink w:anchor="def-fold-out-rule">
+        <w:r>
+          <w:rPr>
+            <w:rStyle w:val="Hyperlink"/>
+          </w:rPr>
+          <w:t xml:space="preserve">fold-out rule</w:t>
+        </w:r>
+      </w:hyperlink>
+      <w:r>
+        <w:t xml:space="preserve"> </w:t>
+      </w:r>
+      <w:r>
+        <w:t xml:space="preserve">of observation</w:t>
+      </w:r>
+      <w:r>
+        <w:t xml:space="preserve"> </w:t>
+      </w:r>
+      <m:oMath>
+        <m:r>
+          <m:t>i</m:t>
+        </m:r>
+      </m:oMath>
+      <w:r>
+        <w:t xml:space="preserve"> </w:t>
+      </w:r>
+      <w:r>
+        <w:t xml:space="preserve">is then</w:t>
+      </w:r>
+      <w:r>
+        <w:t xml:space="preserve"> </w:t>
+      </w:r>
+      <m:oMath>
+        <m:sSup>
+          <m:e>
+            <m:acc>
+              <m:accPr>
+                <m:chr m:val="̂"/>
+              </m:accPr>
+              <m:e>
+                <m:r>
+                  <m:t>y</m:t>
+                </m:r>
+              </m:e>
+            </m:acc>
+          </m:e>
+          <m:sup>
+            <m:r>
+              <m:rPr>
+                <m:sty m:val="p"/>
+              </m:rPr>
+              <m:t>(</m:t>
+            </m:r>
+            <m:r>
+              <m:rPr>
+                <m:sty m:val="p"/>
+              </m:rPr>
+              <m:t>−</m:t>
+            </m:r>
+            <m:r>
+              <m:t>κ</m:t>
+            </m:r>
+            <m:r>
+              <m:rPr>
+                <m:sty m:val="p"/>
+              </m:rPr>
+              <m:t>(</m:t>
+            </m:r>
+            <m:r>
+              <m:t>i</m:t>
+            </m:r>
+            <m:r>
+              <m:rPr>
+                <m:sty m:val="p"/>
+              </m:rPr>
+              <m:t>)</m:t>
+            </m:r>
+            <m:r>
+              <m:rPr>
+                <m:sty m:val="p"/>
+              </m:rPr>
+              <m:t>)</m:t>
+            </m:r>
+          </m:sup>
+        </m:sSup>
+        <m:r>
+          <m:t>​</m:t>
+        </m:r>
+        <m:d>
+          <m:dPr>
+            <m:begChr m:val="("/>
+            <m:sepChr m:val=""/>
+            <m:endChr m:val=")"/>
+            <m:grow/>
+          </m:dPr>
+          <m:e>
+            <m:r>
+              <m:t>x</m:t>
+            </m:r>
+          </m:e>
+        </m:d>
+        <m:r>
+          <m:t>​</m:t>
+        </m:r>
+        <m:r>
+          <m:rPr>
+            <m:sty m:val="p"/>
+          </m:rPr>
+          <m:t>=</m:t>
+        </m:r>
+        <m:r>
+          <m:t>g</m:t>
+        </m:r>
+        <m:r>
+          <m:t>​</m:t>
+        </m:r>
+        <m:d>
+          <m:dPr>
+            <m:begChr m:val="("/>
+            <m:sepChr m:val=""/>
+            <m:endChr m:val=")"/>
+            <m:grow/>
+          </m:dPr>
+          <m:e>
+            <m:r>
+              <m:t>x</m:t>
+            </m:r>
+            <m:r>
+              <m:rPr>
+                <m:sty m:val="p"/>
+              </m:rPr>
+              <m:t>;</m:t>
+            </m:r>
+            <m:r>
+              <m:t>​</m:t>
+            </m:r>
+            <m:d>
+              <m:dPr>
+                <m:begChr m:val="("/>
+                <m:sepChr m:val=""/>
+                <m:endChr m:val=")"/>
+                <m:grow/>
+              </m:dPr>
+              <m:e>
+                <m:r>
+                  <m:rPr>
+                    <m:sty m:val="p"/>
+                  </m:rPr>
+                  <m:t>(</m:t>
+                </m:r>
+                <m:sSub>
+                  <m:e>
+                    <m:r>
+                      <m:t>x</m:t>
+                    </m:r>
+                  </m:e>
+                  <m:sub>
+                    <m:sSup>
+                      <m:e>
+                        <m:r>
+                          <m:t>i</m:t>
+                        </m:r>
+                      </m:e>
+                      <m:sup>
+                        <m:r>
+                          <m:rPr>
+                            <m:sty m:val="p"/>
+                          </m:rPr>
+                          <m:t>′</m:t>
+                        </m:r>
+                      </m:sup>
+                    </m:sSup>
+                  </m:sub>
+                </m:sSub>
+                <m:r>
+                  <m:rPr>
+                    <m:sty m:val="p"/>
+                  </m:rPr>
+                  <m:t>,</m:t>
+                </m:r>
+                <m:sSub>
+                  <m:e>
+                    <m:r>
+                      <m:t>y</m:t>
+                    </m:r>
+                  </m:e>
+                  <m:sub>
+                    <m:sSup>
+                      <m:e>
+                        <m:r>
+                          <m:t>i</m:t>
+                        </m:r>
+                      </m:e>
+                      <m:sup>
+                        <m:r>
+                          <m:rPr>
+                            <m:sty m:val="p"/>
+                          </m:rPr>
+                          <m:t>′</m:t>
+                        </m:r>
+                      </m:sup>
+                    </m:sSup>
+                  </m:sub>
+                </m:sSub>
+                <m:r>
+                  <m:rPr>
+                    <m:sty m:val="p"/>
+                  </m:rPr>
+                  <m:t>)</m:t>
+                </m:r>
+              </m:e>
+            </m:d>
+            <m:sSub>
+              <m:e>
+                <m:r>
+                  <m:t>​</m:t>
+                </m:r>
+              </m:e>
+              <m:sub>
+                <m:sSup>
+                  <m:e>
+                    <m:r>
+                      <m:t>i</m:t>
+                    </m:r>
+                  </m:e>
+                  <m:sup>
+                    <m:r>
+                      <m:rPr>
+                        <m:sty m:val="p"/>
+                      </m:rPr>
+                      <m:t>′</m:t>
+                    </m:r>
+                  </m:sup>
+                </m:sSup>
+                <m:r>
+                  <m:rPr>
+                    <m:sty m:val="p"/>
+                  </m:rPr>
+                  <m:t>∈</m:t>
+                </m:r>
+                <m:r>
+                  <m:t>I</m:t>
+                </m:r>
+                <m:r>
+                  <m:rPr>
+                    <m:sty m:val="p"/>
+                  </m:rPr>
+                  <m:t>\</m:t>
+                </m:r>
+                <m:r>
+                  <m:t>​</m:t>
+                </m:r>
+                <m:d>
+                  <m:dPr>
+                    <m:begChr m:val="{"/>
+                    <m:sepChr m:val=""/>
+                    <m:endChr m:val="}"/>
+                    <m:grow/>
+                  </m:dPr>
+                  <m:e>
+                    <m:r>
+                      <m:t>i</m:t>
+                    </m:r>
+                  </m:e>
+                </m:d>
+                <m:r>
+                  <m:t>​</m:t>
+                </m:r>
+              </m:sub>
+            </m:sSub>
+          </m:e>
+        </m:d>
+        <m:r>
+          <m:t>​</m:t>
+        </m:r>
+      </m:oMath>
+      <w:r>
+        <w:t xml:space="preserve">.</w:t>
+      </w:r>
+      <w:r>
+        <w:t xml:space="preserve"> </w:t>
+      </w:r>
+      <w:r>
+        <w:t xml:space="preserve">(</w:t>
+      </w:r>
+      <w:hyperlink w:anchor="eq-fold-out-rule">
+        <w:r>
+          <w:rPr>
+            <w:rStyle w:val="Hyperlink"/>
+          </w:rPr>
+          <w:t xml:space="preserve">Equation 30</w:t>
+        </w:r>
+      </w:hyperlink>
+      <w:r>
+        <w:t xml:space="preserve"> </w:t>
+      </w:r>
+      <w:r>
+        <w:t xml:space="preserve">with</w:t>
+      </w:r>
+      <w:r>
+        <w:t xml:space="preserve"> </w:t>
+      </w:r>
+      <m:oMath>
+        <m:sSub>
+          <m:e>
+            <m:r>
+              <m:rPr>
+                <m:scr m:val="script"/>
+                <m:sty m:val="p"/>
+              </m:rPr>
+              <m:t>F</m:t>
+            </m:r>
+          </m:e>
+          <m:sub>
+            <m:r>
+              <m:t>κ</m:t>
+            </m:r>
+            <m:r>
+              <m:rPr>
+                <m:sty m:val="p"/>
+              </m:rPr>
+              <m:t>(</m:t>
+            </m:r>
+            <m:r>
+              <m:t>i</m:t>
+            </m:r>
+            <m:r>
+              <m:rPr>
+                <m:sty m:val="p"/>
+              </m:rPr>
+              <m:t>)</m:t>
+            </m:r>
+          </m:sub>
+        </m:sSub>
+        <m:r>
+          <m:rPr>
+            <m:sty m:val="p"/>
+          </m:rPr>
+          <m:t>=</m:t>
+        </m:r>
+        <m:r>
+          <m:t>​</m:t>
+        </m:r>
+        <m:d>
+          <m:dPr>
+            <m:begChr m:val="{"/>
+            <m:sepChr m:val=""/>
+            <m:endChr m:val="}"/>
+            <m:grow/>
+          </m:dPr>
+          <m:e>
+            <m:r>
+              <m:t>i</m:t>
+            </m:r>
+          </m:e>
+        </m:d>
+        <m:r>
+          <m:t>​</m:t>
+        </m:r>
+      </m:oMath>
+      <w:r>
+        <w:t xml:space="preserve">.)</w:t>
+      </w:r>
+    </w:p>
+    <w:p>
+      <w:pPr>
+        <w:numPr>
+          <w:ilvl w:val="0"/>
+          <w:numId w:val="1015"/>
+        </w:numPr>
+      </w:pPr>
+      <w:r>
+        <w:t xml:space="preserve">This rule is fitted to every observation except observation</w:t>
+      </w:r>
+      <w:r>
+        <w:t xml:space="preserve"> </w:t>
+      </w:r>
+      <m:oMath>
+        <m:r>
+          <m:t>i</m:t>
+        </m:r>
+      </m:oMath>
+      <w:r>
+        <w:t xml:space="preserve">,</w:t>
+      </w:r>
+      <w:r>
+        <w:t xml:space="preserve"> </w:t>
+      </w:r>
+      <w:r>
+        <w:t xml:space="preserve">and it does not involve</w:t>
+      </w:r>
+      <w:r>
+        <w:t xml:space="preserve"> </w:t>
+      </w:r>
+      <m:oMath>
+        <m:r>
+          <m:t>κ</m:t>
+        </m:r>
+        <m:r>
+          <m:rPr>
+            <m:sty m:val="p"/>
+          </m:rPr>
+          <m:t>(</m:t>
+        </m:r>
+        <m:r>
+          <m:t>i</m:t>
+        </m:r>
+        <m:r>
+          <m:rPr>
+            <m:sty m:val="p"/>
+          </m:rPr>
+          <m:t>)</m:t>
+        </m:r>
+      </m:oMath>
+      <w:r>
+        <w:t xml:space="preserve"> </w:t>
+      </w:r>
+      <w:r>
+        <w:t xml:space="preserve">itself.</w:t>
+      </w:r>
+      <w:r>
+        <w:t xml:space="preserve"> </w:t>
+      </w:r>
+      <w:r>
+        <w:t xml:space="preserve">(Step 3 depends on</w:t>
+      </w:r>
+      <w:r>
+        <w:t xml:space="preserve"> </w:t>
+      </w:r>
+      <m:oMath>
+        <m:r>
+          <m:t>i</m:t>
+        </m:r>
+      </m:oMath>
+      <w:r>
+        <w:t xml:space="preserve"> </w:t>
+      </w:r>
+      <w:r>
+        <w:t xml:space="preserve">and</w:t>
+      </w:r>
+      <w:r>
+        <w:t xml:space="preserve"> </w:t>
+      </w:r>
+      <m:oMath>
+        <m:r>
+          <m:t>g</m:t>
+        </m:r>
+      </m:oMath>
+      <w:r>
+        <w:t xml:space="preserve"> </w:t>
+      </w:r>
+      <w:r>
+        <w:t xml:space="preserve">only.)</w:t>
+      </w:r>
+    </w:p>
+    <w:p>
+      <w:pPr>
+        <w:numPr>
+          <w:ilvl w:val="0"/>
+          <w:numId w:val="1015"/>
+        </w:numPr>
+      </w:pPr>
+      <w:r>
+        <w:t xml:space="preserve">Hence each term</w:t>
+      </w:r>
+      <w:r>
+        <w:t xml:space="preserve"> </w:t>
+      </w:r>
+      <m:oMath>
+        <m:sSup>
+          <m:e>
+            <m:r>
+              <m:t>​</m:t>
+            </m:r>
+            <m:d>
+              <m:dPr>
+                <m:begChr m:val="("/>
+                <m:sepChr m:val=""/>
+                <m:endChr m:val=")"/>
+                <m:grow/>
+              </m:dPr>
+              <m:e>
+                <m:sSup>
+                  <m:e>
+                    <m:acc>
+                      <m:accPr>
+                        <m:chr m:val="̂"/>
+                      </m:accPr>
+                      <m:e>
+                        <m:r>
+                          <m:t>y</m:t>
+                        </m:r>
+                      </m:e>
+                    </m:acc>
+                  </m:e>
+                  <m:sup>
+                    <m:r>
+                      <m:rPr>
+                        <m:sty m:val="p"/>
+                      </m:rPr>
+                      <m:t>(</m:t>
+                    </m:r>
+                    <m:r>
+                      <m:rPr>
+                        <m:sty m:val="p"/>
+                      </m:rPr>
+                      <m:t>−</m:t>
+                    </m:r>
+                    <m:r>
+                      <m:t>κ</m:t>
+                    </m:r>
+                    <m:r>
+                      <m:rPr>
+                        <m:sty m:val="p"/>
+                      </m:rPr>
+                      <m:t>(</m:t>
+                    </m:r>
+                    <m:r>
+                      <m:t>i</m:t>
+                    </m:r>
+                    <m:r>
+                      <m:rPr>
+                        <m:sty m:val="p"/>
+                      </m:rPr>
+                      <m:t>)</m:t>
+                    </m:r>
+                    <m:r>
+                      <m:rPr>
+                        <m:sty m:val="p"/>
+                      </m:rPr>
+                      <m:t>)</m:t>
+                    </m:r>
+                  </m:sup>
+                </m:sSup>
+                <m:r>
+                  <m:t>​</m:t>
+                </m:r>
+                <m:d>
+                  <m:dPr>
+                    <m:begChr m:val="("/>
+                    <m:sepChr m:val=""/>
+                    <m:endChr m:val=")"/>
+                    <m:grow/>
+                  </m:dPr>
+                  <m:e>
+                    <m:sSub>
+                      <m:e>
+                        <m:r>
+                          <m:t>x</m:t>
+                        </m:r>
+                      </m:e>
+                      <m:sub>
+                        <m:r>
+                          <m:t>i</m:t>
+                        </m:r>
+                      </m:sub>
+                    </m:sSub>
+                  </m:e>
+                </m:d>
+                <m:r>
+                  <m:t>​</m:t>
+                </m:r>
+                <m:r>
+                  <m:rPr>
+                    <m:sty m:val="p"/>
+                  </m:rPr>
+                  <m:t>−</m:t>
+                </m:r>
+                <m:sSub>
+                  <m:e>
+                    <m:r>
+                      <m:t>y</m:t>
+                    </m:r>
+                  </m:e>
+                  <m:sub>
+                    <m:r>
+                      <m:t>i</m:t>
+                    </m:r>
+                  </m:sub>
+                </m:sSub>
+              </m:e>
+            </m:d>
+            <m:r>
+              <m:t>​</m:t>
+            </m:r>
+          </m:e>
+          <m:sup>
+            <m:r>
+              <m:t>2</m:t>
+            </m:r>
+          </m:sup>
+        </m:sSup>
+      </m:oMath>
+      <w:r>
+        <w:t xml:space="preserve"> </w:t>
+      </w:r>
+      <w:r>
+        <w:t xml:space="preserve">of</w:t>
+      </w:r>
+      <w:r>
+        <w:t xml:space="preserve"> </w:t>
+      </w:r>
+      <w:hyperlink w:anchor="eq-cv-estimate">
+        <w:r>
+          <w:rPr>
+            <w:rStyle w:val="Hyperlink"/>
+          </w:rPr>
+          <w:t xml:space="preserve">Equation 31</w:t>
+        </w:r>
+      </w:hyperlink>
+      <w:r>
+        <w:t xml:space="preserve"> </w:t>
+      </w:r>
+      <w:r>
+        <w:t xml:space="preserve">is the same</w:t>
+      </w:r>
+      <w:r>
+        <w:t xml:space="preserve"> </w:t>
+      </w:r>
+      <w:r>
+        <w:t xml:space="preserve">for every fold assignment.</w:t>
+      </w:r>
+      <w:r>
+        <w:t xml:space="preserve"> </w:t>
+      </w:r>
+      <w:r>
+        <w:t xml:space="preserve">(Each term is a function of the rule in step 4,</w:t>
+      </w:r>
+      <w:r>
+        <w:t xml:space="preserve"> </w:t>
+      </w:r>
+      <m:oMath>
+        <m:sSub>
+          <m:e>
+            <m:r>
+              <m:t>x</m:t>
+            </m:r>
+          </m:e>
+          <m:sub>
+            <m:r>
+              <m:t>i</m:t>
+            </m:r>
+          </m:sub>
+        </m:sSub>
+      </m:oMath>
+      <w:r>
+        <w:t xml:space="preserve"> </w:t>
+      </w:r>
+      <w:r>
+        <w:t xml:space="preserve">and</w:t>
+      </w:r>
+      <w:r>
+        <w:t xml:space="preserve"> </w:t>
+      </w:r>
+      <m:oMath>
+        <m:sSub>
+          <m:e>
+            <m:r>
+              <m:t>y</m:t>
+            </m:r>
+          </m:e>
+          <m:sub>
+            <m:r>
+              <m:t>i</m:t>
+            </m:r>
+          </m:sub>
+        </m:sSub>
+      </m:oMath>
+      <w:r>
+        <w:t xml:space="preserve">.)</w:t>
+      </w:r>
+    </w:p>
+    <w:p>
+      <w:pPr>
+        <w:numPr>
+          <w:ilvl w:val="0"/>
+          <w:numId w:val="1015"/>
+        </w:numPr>
+      </w:pPr>
+      <w:r>
+        <w:t xml:space="preserve">Therefore the sum over</w:t>
+      </w:r>
+      <w:r>
+        <w:t xml:space="preserve"> </w:t>
+      </w:r>
+      <m:oMath>
+        <m:r>
+          <m:t>i</m:t>
+        </m:r>
+        <m:r>
+          <m:rPr>
+            <m:sty m:val="p"/>
+          </m:rPr>
+          <m:t>∈</m:t>
+        </m:r>
+        <m:r>
+          <m:t>I</m:t>
+        </m:r>
+      </m:oMath>
+      <w:r>
+        <w:t xml:space="preserve"> </w:t>
+      </w:r>
+      <w:r>
+        <w:t xml:space="preserve">in</w:t>
+      </w:r>
+      <w:r>
+        <w:t xml:space="preserve"> </w:t>
+      </w:r>
+      <w:hyperlink w:anchor="eq-cv-estimate">
+        <w:r>
+          <w:rPr>
+            <w:rStyle w:val="Hyperlink"/>
+          </w:rPr>
+          <w:t xml:space="preserve">Equation 31</w:t>
+        </w:r>
+      </w:hyperlink>
+      <w:r>
+        <w:t xml:space="preserve">,</w:t>
+      </w:r>
+      <w:r>
+        <w:t xml:space="preserve"> </w:t>
+      </w:r>
+      <w:r>
+        <w:t xml:space="preserve">and its factor</w:t>
+      </w:r>
+      <w:r>
+        <w:t xml:space="preserve"> </w:t>
+      </w:r>
+      <m:oMath>
+        <m:r>
+          <m:t>1</m:t>
+        </m:r>
+        <m:r>
+          <m:rPr>
+            <m:sty m:val="p"/>
+          </m:rPr>
+          <m:t>/</m:t>
+        </m:r>
+        <m:r>
+          <m:t>n</m:t>
+        </m:r>
+      </m:oMath>
+      <w:r>
+        <w:t xml:space="preserve">, are the same for every fold assignment:</w:t>
+      </w:r>
+    </w:p>
+    <w:p>
+      <w:pPr>
+        <w:pStyle w:val="BodyText"/>
+      </w:pPr>
+      <m:oMathPara>
+        <m:oMathParaPr>
+          <m:jc m:val="center"/>
+        </m:oMathParaPr>
+        <m:oMath>
+          <m:sSub>
+            <m:e>
+              <m:acc>
+                <m:accPr>
+                  <m:chr m:val="̂"/>
+                </m:accPr>
+                <m:e>
+                  <m:r>
+                    <m:rPr>
+                      <m:sty m:val="p"/>
+                    </m:rPr>
+                    <m:t>Err</m:t>
+                  </m:r>
+                </m:e>
+              </m:acc>
+            </m:e>
+            <m:sub>
+              <m:r>
+                <m:rPr>
+                  <m:nor/>
+                  <m:sty m:val="p"/>
+                </m:rPr>
+                <m:t>CV</m:t>
+              </m:r>
+              <m:r>
+                <m:rPr>
+                  <m:sty m:val="p"/>
+                </m:rPr>
+                <m:t>(</m:t>
+              </m:r>
+              <m:r>
+                <m:t>n</m:t>
+              </m:r>
+              <m:r>
+                <m:rPr>
+                  <m:sty m:val="p"/>
+                </m:rPr>
+                <m:t>)</m:t>
+              </m:r>
+            </m:sub>
+          </m:sSub>
+          <m:r>
+            <m:rPr>
+              <m:sty m:val="p"/>
+            </m:rPr>
+            <m:t>=</m:t>
+          </m:r>
+          <m:f>
+            <m:fPr>
+              <m:type m:val="bar"/>
+            </m:fPr>
+            <m:num>
+              <m:r>
+                <m:t>1</m:t>
+              </m:r>
+            </m:num>
+            <m:den>
+              <m:r>
+                <m:t>n</m:t>
+              </m:r>
+            </m:den>
+          </m:f>
+          <m:nary>
+            <m:naryPr>
+              <m:chr m:val="∑"/>
+              <m:limLoc m:val="undOvr"/>
+              <m:subHide m:val="off"/>
+              <m:supHide m:val="on"/>
+            </m:naryPr>
+            <m:sub>
+              <m:r>
+                <m:t>i</m:t>
+              </m:r>
+              <m:r>
+                <m:rPr>
+                  <m:sty m:val="p"/>
+                </m:rPr>
+                <m:t>∈</m:t>
+              </m:r>
+              <m:r>
+                <m:t>I</m:t>
+              </m:r>
+            </m:sub>
+            <m:sup>
+              <m:r>
+                <m:t>​</m:t>
+              </m:r>
+            </m:sup>
+            <m:e>
+              <m:sSup>
+                <m:e>
+                  <m:r>
+                    <m:t>​</m:t>
+                  </m:r>
+                  <m:d>
+                    <m:dPr>
+                      <m:begChr m:val="("/>
+                      <m:sepChr m:val=""/>
+                      <m:endChr m:val=")"/>
+                      <m:grow/>
+                    </m:dPr>
+                    <m:e>
+                      <m:sSup>
+                        <m:e>
+                          <m:acc>
+                            <m:accPr>
+                              <m:chr m:val="̂"/>
+                            </m:accPr>
+                            <m:e>
+                              <m:r>
+                                <m:t>y</m:t>
+                              </m:r>
+                            </m:e>
+                          </m:acc>
+                        </m:e>
+                        <m:sup>
+                          <m:r>
+                            <m:rPr>
+                              <m:sty m:val="p"/>
+                            </m:rPr>
+                            <m:t>(</m:t>
+                          </m:r>
+                          <m:r>
+                            <m:rPr>
+                              <m:sty m:val="p"/>
+                            </m:rPr>
+                            <m:t>−</m:t>
+                          </m:r>
+                          <m:r>
+                            <m:t>κ</m:t>
+                          </m:r>
+                          <m:r>
+                            <m:rPr>
+                              <m:sty m:val="p"/>
+                            </m:rPr>
+                            <m:t>(</m:t>
+                          </m:r>
+                          <m:r>
+                            <m:t>i</m:t>
+                          </m:r>
+                          <m:r>
+                            <m:rPr>
+                              <m:sty m:val="p"/>
+                            </m:rPr>
+                            <m:t>)</m:t>
+                          </m:r>
+                          <m:r>
+                            <m:rPr>
+                              <m:sty m:val="p"/>
+                            </m:rPr>
+                            <m:t>)</m:t>
+                          </m:r>
+                        </m:sup>
+                      </m:sSup>
+                      <m:r>
+                        <m:t>​</m:t>
+                      </m:r>
+                      <m:d>
+                        <m:dPr>
+                          <m:begChr m:val="("/>
+                          <m:sepChr m:val=""/>
+                          <m:endChr m:val=")"/>
+                          <m:grow/>
+                        </m:dPr>
+                        <m:e>
+                          <m:sSub>
+                            <m:e>
+                              <m:r>
+                                <m:t>x</m:t>
+                              </m:r>
+                            </m:e>
+                            <m:sub>
+                              <m:r>
+                                <m:t>i</m:t>
+                              </m:r>
+                            </m:sub>
+                          </m:sSub>
+                        </m:e>
+                      </m:d>
+                      <m:r>
+                        <m:t>​</m:t>
+                      </m:r>
+                      <m:r>
+                        <m:rPr>
+                          <m:sty m:val="p"/>
+                        </m:rPr>
+                        <m:t>−</m:t>
+                      </m:r>
+                      <m:sSub>
+                        <m:e>
+                          <m:r>
+                            <m:t>y</m:t>
+                          </m:r>
+                        </m:e>
+                        <m:sub>
+                          <m:r>
+                            <m:t>i</m:t>
+                          </m:r>
+                        </m:sub>
+                      </m:sSub>
+                    </m:e>
+                  </m:d>
+                  <m:r>
+                    <m:t>​</m:t>
+                  </m:r>
+                </m:e>
+                <m:sup>
+                  <m:r>
+                    <m:t>2</m:t>
+                  </m:r>
+                </m:sup>
+              </m:sSup>
+            </m:e>
+          </m:nary>
+          <m:r>
+            <m:rPr>
+              <m:sty m:val="p"/>
+            </m:rPr>
+            <m:t>.</m:t>
+          </m:r>
+        </m:oMath>
+      </m:oMathPara>
+    </w:p>
+    <w:p>
+      <w:pPr>
+        <w:numPr>
+          <w:ilvl w:val="0"/>
+          <w:numId w:val="1000"/>
+        </w:numPr>
+      </w:pPr>
+      <w:r>
+        <w:t xml:space="preserve">Different assignments give the same</w:t>
+      </w:r>
+      <w:r>
+        <w:t xml:space="preserve"> </w:t>
+      </w:r>
+      <m:oMath>
+        <m:r>
+          <m:t>n</m:t>
+        </m:r>
+      </m:oMath>
+      <w:r>
+        <w:t xml:space="preserve"> </w:t>
+      </w:r>
+      <w:r>
+        <w:t xml:space="preserve">fits, with the folds numbered differently.</w:t>
+      </w:r>
+    </w:p>
+    <w:bookmarkStart w:id="207" w:name="def-term-vector"/>
+    <w:p>
+      <w:pPr>
+        <w:pStyle w:val="FirstParagraph"/>
       </w:pPr>
       <w:r>
         <w:rPr>
@@ -54143,7 +55958,7 @@
       <w:pPr>
         <w:pStyle w:val="BodyText"/>
       </w:pPr>
-      <w:bookmarkStart w:id="205" w:name="eq-term-vector"/>
+      <w:bookmarkStart w:id="206" w:name="eq-term-vector"/>
       <m:oMathPara>
         <m:oMathParaPr>
           <m:jc m:val="center"/>
@@ -54343,10 +56158,10 @@
           </m:r>
         </m:oMath>
       </m:oMathPara>
-      <w:bookmarkEnd w:id="205"/>
+      <w:bookmarkEnd w:id="206"/>
     </w:p>
-    <w:bookmarkEnd w:id="206"/>
-    <w:bookmarkStart w:id="208" w:name="rem-term-vector"/>
+    <w:bookmarkEnd w:id="207"/>
+    <w:bookmarkStart w:id="209" w:name="rem-term-vector"/>
     <w:p>
       <w:pPr>
         <w:pStyle w:val="FirstParagraph"/>
@@ -54439,7 +56254,7 @@
       <w:r>
         <w:t xml:space="preserve"> </w:t>
       </w:r>
-      <w:hyperlink r:id="rId207">
+      <w:hyperlink r:id="rId208">
         <w:r>
           <w:rPr>
             <w:rStyle w:val="Hyperlink"/>
@@ -54475,8 +56290,8 @@
         <w:t xml:space="preserve">.</w:t>
       </w:r>
     </w:p>
-    <w:bookmarkEnd w:id="208"/>
-    <w:bookmarkStart w:id="213" w:name="def-cross-product-matrix"/>
+    <w:bookmarkEnd w:id="209"/>
+    <w:bookmarkStart w:id="214" w:name="def-cross-product-matrix"/>
     <w:p>
       <w:pPr>
         <w:pStyle w:val="BodyText"/>
@@ -54486,7 +56301,7 @@
           <w:b/>
           <w:bCs/>
         </w:rPr>
-        <w:t xml:space="preserve">Definition 34 (Cross-product matrix)</w:t>
+        <w:t xml:space="preserve">Definition 34 (Cross-product matrix (sum-of-squares and cross-products matrix))</w:t>
       </w:r>
       <w:r>
         <w:t xml:space="preserve"> </w:t>
@@ -54598,7 +56413,7 @@
       <w:pPr>
         <w:pStyle w:val="BodyText"/>
       </w:pPr>
-      <w:bookmarkStart w:id="209" w:name="eq-cross-product-matrix"/>
+      <w:bookmarkStart w:id="210" w:name="eq-cross-product-matrix"/>
       <m:oMathPara>
         <m:oMathParaPr>
           <m:jc m:val="center"/>
@@ -54731,7 +56546,7 @@
           </m:r>
         </m:oMath>
       </m:oMathPara>
-      <w:bookmarkEnd w:id="209"/>
+      <w:bookmarkEnd w:id="210"/>
     </w:p>
     <w:tbl>
       <w:tblPr>
@@ -54774,12 +56589,12 @@
                 <wp:inline>
                   <wp:extent cx="152400" cy="152400"/>
                   <wp:effectExtent b="0" l="0" r="0" t="0"/>
-                  <wp:docPr descr="" title="" id="210" name="Picture"/>
+                  <wp:docPr descr="" title="" id="211" name="Picture"/>
                   <a:graphic>
                     <a:graphicData uri="http://schemas.openxmlformats.org/drawingml/2006/picture">
                       <pic:pic>
                         <pic:nvPicPr>
-                          <pic:cNvPr descr="/opt/quarto/share/formats/docx/note.png" id="211" name="Picture"/>
+                          <pic:cNvPr descr="/opt/quarto/share/formats/docx/note.png" id="212" name="Picture"/>
                           <pic:cNvPicPr>
                             <a:picLocks noChangeArrowheads="1" noChangeAspect="1"/>
                           </pic:cNvPicPr>
@@ -54865,7 +56680,7 @@
             <w:r>
               <w:t xml:space="preserve"> </w:t>
             </w:r>
-            <w:hyperlink r:id="rId212">
+            <w:hyperlink r:id="rId213">
               <w:r>
                 <w:rPr>
                   <w:rStyle w:val="Hyperlink"/>
@@ -54874,15 +56689,28 @@
               </w:r>
             </w:hyperlink>
             <w:r>
-              <w:t xml:space="preserve">) names this matrix a sum-of-squares and cross-products matrix.</w:t>
+              <w:t xml:space="preserve">) names this matrix a</w:t>
+            </w:r>
+            <w:r>
+              <w:t xml:space="preserve"> </w:t>
+            </w:r>
+            <w:r>
+              <w:rPr>
+                <w:b/>
+                <w:bCs/>
+              </w:rPr>
+              <w:t xml:space="preserve">sum-of-squares and cross-products matrix</w:t>
+            </w:r>
+            <w:r>
+              <w:t xml:space="preserve">.</w:t>
             </w:r>
           </w:p>
           <w:p/>
         </w:tc>
       </w:tr>
     </w:tbl>
-    <w:bookmarkEnd w:id="213"/>
-    <w:bookmarkStart w:id="216" w:name="rem-cross-product-matrix"/>
+    <w:bookmarkEnd w:id="214"/>
+    <w:bookmarkStart w:id="217" w:name="rem-cross-product-matrix"/>
     <w:p>
       <w:pPr>
         <w:pStyle w:val="BodyText"/>
@@ -55191,12 +57019,12 @@
                 <wp:inline>
                   <wp:extent cx="152400" cy="152400"/>
                   <wp:effectExtent b="0" l="0" r="0" t="0"/>
-                  <wp:docPr descr="" title="" id="214" name="Picture"/>
+                  <wp:docPr descr="" title="" id="215" name="Picture"/>
                   <a:graphic>
                     <a:graphicData uri="http://schemas.openxmlformats.org/drawingml/2006/picture">
                       <pic:pic>
                         <pic:nvPicPr>
-                          <pic:cNvPr descr="/opt/quarto/share/formats/docx/note.png" id="215" name="Picture"/>
+                          <pic:cNvPr descr="/opt/quarto/share/formats/docx/note.png" id="216" name="Picture"/>
                           <pic:cNvPicPr>
                             <a:picLocks noChangeArrowheads="1" noChangeAspect="1"/>
                           </pic:cNvPicPr>
@@ -55282,7 +57110,7 @@
             <w:r>
               <w:t xml:space="preserve"> </w:t>
             </w:r>
-            <w:hyperlink r:id="rId212">
+            <w:hyperlink r:id="rId213">
               <w:r>
                 <w:rPr>
                   <w:rStyle w:val="Hyperlink"/>
@@ -55310,8 +57138,8 @@
         </w:tc>
       </w:tr>
     </w:tbl>
-    <w:bookmarkEnd w:id="216"/>
-    <w:bookmarkStart w:id="222" w:name="def-leverage"/>
+    <w:bookmarkEnd w:id="217"/>
+    <w:bookmarkStart w:id="223" w:name="def-leverage"/>
     <w:p>
       <w:pPr>
         <w:pStyle w:val="BodyText"/>
@@ -55332,7 +57160,7 @@
       <w:r>
         <w:t xml:space="preserve"> </w:t>
       </w:r>
-      <w:hyperlink r:id="rId217">
+      <w:hyperlink r:id="rId218">
         <w:r>
           <w:rPr>
             <w:rStyle w:val="Hyperlink"/>
@@ -55476,7 +57304,7 @@
       <w:pPr>
         <w:pStyle w:val="BodyText"/>
       </w:pPr>
-      <w:bookmarkStart w:id="218" w:name="eq-leverage"/>
+      <w:bookmarkStart w:id="219" w:name="eq-leverage"/>
       <m:oMathPara>
         <m:oMathParaPr>
           <m:jc m:val="center"/>
@@ -55607,7 +57435,7 @@
           </m:r>
         </m:oMath>
       </m:oMathPara>
-      <w:bookmarkEnd w:id="218"/>
+      <w:bookmarkEnd w:id="219"/>
     </w:p>
     <w:tbl>
       <w:tblPr>
@@ -55650,12 +57478,12 @@
                 <wp:inline>
                   <wp:extent cx="152400" cy="152400"/>
                   <wp:effectExtent b="0" l="0" r="0" t="0"/>
-                  <wp:docPr descr="" title="" id="219" name="Picture"/>
+                  <wp:docPr descr="" title="" id="220" name="Picture"/>
                   <a:graphic>
                     <a:graphicData uri="http://schemas.openxmlformats.org/drawingml/2006/picture">
                       <pic:pic>
                         <pic:nvPicPr>
-                          <pic:cNvPr descr="/opt/quarto/share/formats/docx/note.png" id="220" name="Picture"/>
+                          <pic:cNvPr descr="/opt/quarto/share/formats/docx/note.png" id="221" name="Picture"/>
                           <pic:cNvPicPr>
                             <a:picLocks noChangeArrowheads="1" noChangeAspect="1"/>
                           </pic:cNvPicPr>
@@ -55749,7 +57577,7 @@
             <w:r>
               <w:t xml:space="preserve"> </w:t>
             </w:r>
-            <w:hyperlink r:id="rId221">
+            <w:hyperlink r:id="rId222">
               <w:r>
                 <w:rPr>
                   <w:rStyle w:val="Hyperlink"/>
@@ -55765,8 +57593,8 @@
         </w:tc>
       </w:tr>
     </w:tbl>
-    <w:bookmarkEnd w:id="222"/>
-    <w:bookmarkStart w:id="226" w:name="thm-loocv-shortcut"/>
+    <w:bookmarkEnd w:id="223"/>
+    <w:bookmarkStart w:id="227" w:name="thm-loocv-shortcut"/>
     <w:p>
       <w:pPr>
         <w:pStyle w:val="BodyText"/>
@@ -55787,7 +57615,7 @@
       <w:r>
         <w:t xml:space="preserve"> </w:t>
       </w:r>
-      <w:hyperlink r:id="rId217">
+      <w:hyperlink r:id="rId218">
         <w:r>
           <w:rPr>
             <w:rStyle w:val="Hyperlink"/>
@@ -56013,7 +57841,7 @@
       <w:pPr>
         <w:pStyle w:val="BodyText"/>
       </w:pPr>
-      <w:bookmarkStart w:id="223" w:name="eq-loocv-shortcut"/>
+      <w:bookmarkStart w:id="224" w:name="eq-loocv-shortcut"/>
       <m:oMathPara>
         <m:oMathParaPr>
           <m:jc m:val="center"/>
@@ -56203,7 +58031,7 @@
           </m:r>
         </m:oMath>
       </m:oMathPara>
-      <w:bookmarkEnd w:id="223"/>
+      <w:bookmarkEnd w:id="224"/>
     </w:p>
     <w:tbl>
       <w:tblPr>
@@ -56246,12 +58074,12 @@
                 <wp:inline>
                   <wp:extent cx="152400" cy="152400"/>
                   <wp:effectExtent b="0" l="0" r="0" t="0"/>
-                  <wp:docPr descr="" title="" id="224" name="Picture"/>
+                  <wp:docPr descr="" title="" id="225" name="Picture"/>
                   <a:graphic>
                     <a:graphicData uri="http://schemas.openxmlformats.org/drawingml/2006/picture">
                       <pic:pic>
                         <pic:nvPicPr>
-                          <pic:cNvPr descr="/opt/quarto/share/formats/docx/note.png" id="225" name="Picture"/>
+                          <pic:cNvPr descr="/opt/quarto/share/formats/docx/note.png" id="226" name="Picture"/>
                           <pic:cNvPicPr>
                             <a:picLocks noChangeArrowheads="1" noChangeAspect="1"/>
                           </pic:cNvPicPr>
@@ -56345,7 +58173,7 @@
         </w:tc>
       </w:tr>
     </w:tbl>
-    <w:bookmarkEnd w:id="226"/>
+    <w:bookmarkEnd w:id="227"/>
     <w:p>
       <w:pPr>
         <w:pStyle w:val="BodyText"/>
@@ -56474,7 +58302,7 @@
         <w:t xml:space="preserve">which this page does not develop.</w:t>
       </w:r>
     </w:p>
-    <w:bookmarkStart w:id="227" w:name="exm-loocv-shortcut"/>
+    <w:bookmarkStart w:id="228" w:name="exm-loocv-shortcut"/>
     <w:p>
       <w:pPr>
         <w:pStyle w:val="BodyText"/>
@@ -57596,12 +59424,12 @@
       <w:r>
         <w:t xml:space="preserve">and because LOOCV is not random (</w:t>
       </w:r>
-      <w:hyperlink w:anchor="sol-loocv">
+      <w:hyperlink w:anchor="lem-loocv-not-random">
         <w:r>
           <w:rPr>
             <w:rStyle w:val="Hyperlink"/>
           </w:rPr>
-          <w:t xml:space="preserve">Solution 11</w:t>
+          <w:t xml:space="preserve">Lemma 1</w:t>
         </w:r>
       </w:hyperlink>
       <w:r>
@@ -57614,8 +59442,8 @@
         <w:t xml:space="preserve">rerunning it always gives the same choice.</w:t>
       </w:r>
     </w:p>
-    <w:bookmarkEnd w:id="227"/>
-    <w:bookmarkStart w:id="228" w:name="rem-loocv"/>
+    <w:bookmarkEnd w:id="228"/>
+    <w:bookmarkStart w:id="229" w:name="rem-loocv"/>
     <w:p>
       <w:pPr>
         <w:pStyle w:val="BodyText"/>
@@ -58087,9 +59915,9 @@
         <w:t xml:space="preserve">fits.</w:t>
       </w:r>
     </w:p>
-    <w:bookmarkEnd w:id="228"/>
     <w:bookmarkEnd w:id="229"/>
-    <w:bookmarkStart w:id="262" w:name="sec-cv-model-choice"/>
+    <w:bookmarkEnd w:id="230"/>
+    <w:bookmarkStart w:id="263" w:name="sec-cv-model-choice"/>
     <w:p>
       <w:pPr>
         <w:pStyle w:val="Heading2"/>
@@ -58098,7 +59926,7 @@
         <w:t xml:space="preserve">8 Choosing a model by cross-validation</w:t>
       </w:r>
     </w:p>
-    <w:bookmarkStart w:id="231" w:name="def-cv-estimate-indexed"/>
+    <w:bookmarkStart w:id="232" w:name="def-cv-estimate-indexed"/>
     <w:p>
       <w:pPr>
         <w:pStyle w:val="FirstParagraph"/>
@@ -58476,7 +60304,7 @@
       <w:pPr>
         <w:pStyle w:val="BodyText"/>
       </w:pPr>
-      <w:bookmarkStart w:id="230" w:name="eq-cv-estimate-indexed"/>
+      <w:bookmarkStart w:id="231" w:name="eq-cv-estimate-indexed"/>
       <m:oMathPara>
         <m:oMathParaPr>
           <m:jc m:val="center"/>
@@ -58882,10 +60710,10 @@
           </m:r>
         </m:oMath>
       </m:oMathPara>
-      <w:bookmarkEnd w:id="230"/>
+      <w:bookmarkEnd w:id="231"/>
     </w:p>
-    <w:bookmarkEnd w:id="231"/>
-    <w:bookmarkStart w:id="233" w:name="def-cv-choice"/>
+    <w:bookmarkEnd w:id="232"/>
+    <w:bookmarkStart w:id="234" w:name="def-cv-choice"/>
     <w:p>
       <w:pPr>
         <w:pStyle w:val="FirstParagraph"/>
@@ -59227,7 +61055,7 @@
       <w:pPr>
         <w:pStyle w:val="BodyText"/>
       </w:pPr>
-      <w:bookmarkStart w:id="232" w:name="eq-cv-choice"/>
+      <w:bookmarkStart w:id="233" w:name="eq-cv-choice"/>
       <m:oMathPara>
         <m:oMathParaPr>
           <m:jc m:val="center"/>
@@ -59511,10 +61339,10 @@
           </m:r>
         </m:oMath>
       </m:oMathPara>
-      <w:bookmarkEnd w:id="232"/>
+      <w:bookmarkEnd w:id="233"/>
     </w:p>
-    <w:bookmarkEnd w:id="233"/>
-    <w:bookmarkStart w:id="237" w:name="def-nested-cv"/>
+    <w:bookmarkEnd w:id="234"/>
+    <w:bookmarkStart w:id="238" w:name="def-nested-cv"/>
     <w:p>
       <w:pPr>
         <w:pStyle w:val="FirstParagraph"/>
@@ -59641,7 +61469,7 @@
       <w:pPr>
         <w:pStyle w:val="BodyText"/>
       </w:pPr>
-      <w:bookmarkStart w:id="234" w:name="eq-nested-cv"/>
+      <w:bookmarkStart w:id="235" w:name="eq-nested-cv"/>
       <m:oMathPara>
         <m:oMathParaPr>
           <m:jc m:val="center"/>
@@ -59768,7 +61596,7 @@
           </m:r>
         </m:oMath>
       </m:oMathPara>
-      <w:bookmarkEnd w:id="234"/>
+      <w:bookmarkEnd w:id="235"/>
     </w:p>
     <w:tbl>
       <w:tblPr>
@@ -59811,12 +61639,12 @@
                 <wp:inline>
                   <wp:extent cx="152400" cy="152400"/>
                   <wp:effectExtent b="0" l="0" r="0" t="0"/>
-                  <wp:docPr descr="" title="" id="235" name="Picture"/>
+                  <wp:docPr descr="" title="" id="236" name="Picture"/>
                   <a:graphic>
                     <a:graphicData uri="http://schemas.openxmlformats.org/drawingml/2006/picture">
                       <pic:pic>
                         <pic:nvPicPr>
-                          <pic:cNvPr descr="/opt/quarto/share/formats/docx/note.png" id="236" name="Picture"/>
+                          <pic:cNvPr descr="/opt/quarto/share/formats/docx/note.png" id="237" name="Picture"/>
                           <pic:cNvPicPr>
                             <a:picLocks noChangeArrowheads="1" noChangeAspect="1"/>
                           </pic:cNvPicPr>
@@ -59898,8 +61726,8 @@
         </w:tc>
       </w:tr>
     </w:tbl>
-    <w:bookmarkEnd w:id="237"/>
-    <w:bookmarkStart w:id="238" w:name="rem-nested-cv"/>
+    <w:bookmarkEnd w:id="238"/>
+    <w:bookmarkStart w:id="239" w:name="rem-nested-cv"/>
     <w:p>
       <w:pPr>
         <w:pStyle w:val="BodyText"/>
@@ -60055,8 +61883,8 @@
         <w:t xml:space="preserve">That inner cross-validation is the nested one.</w:t>
       </w:r>
     </w:p>
-    <w:bookmarkEnd w:id="238"/>
-    <w:bookmarkStart w:id="241" w:name="rem-cv-winner-optimistic"/>
+    <w:bookmarkEnd w:id="239"/>
+    <w:bookmarkStart w:id="242" w:name="rem-cv-winner-optimistic"/>
     <w:p>
       <w:pPr>
         <w:pStyle w:val="BodyText"/>
@@ -60249,12 +62077,12 @@
                 <wp:inline>
                   <wp:extent cx="152400" cy="152400"/>
                   <wp:effectExtent b="0" l="0" r="0" t="0"/>
-                  <wp:docPr descr="" title="" id="239" name="Picture"/>
+                  <wp:docPr descr="" title="" id="240" name="Picture"/>
                   <a:graphic>
                     <a:graphicData uri="http://schemas.openxmlformats.org/drawingml/2006/picture">
                       <pic:pic>
                         <pic:nvPicPr>
-                          <pic:cNvPr descr="/opt/quarto/share/formats/docx/note.png" id="240" name="Picture"/>
+                          <pic:cNvPr descr="/opt/quarto/share/formats/docx/note.png" id="241" name="Picture"/>
                           <pic:cNvPicPr>
                             <a:picLocks noChangeArrowheads="1" noChangeAspect="1"/>
                           </pic:cNvPicPr>
@@ -60324,8 +62152,8 @@
         </w:tc>
       </w:tr>
     </w:tbl>
-    <w:bookmarkEnd w:id="241"/>
-    <w:bookmarkStart w:id="246" w:name="def-cv-se"/>
+    <w:bookmarkEnd w:id="242"/>
+    <w:bookmarkStart w:id="247" w:name="def-cv-se"/>
     <w:p>
       <w:pPr>
         <w:pStyle w:val="BodyText"/>
@@ -60429,7 +62257,7 @@
       <w:r>
         <w:t xml:space="preserve"> </w:t>
       </w:r>
-      <w:hyperlink r:id="rId242">
+      <w:hyperlink r:id="rId243">
         <w:r>
           <w:rPr>
             <w:rStyle w:val="Hyperlink"/>
@@ -60495,7 +62323,7 @@
       <w:pPr>
         <w:pStyle w:val="BodyText"/>
       </w:pPr>
-      <w:bookmarkStart w:id="243" w:name="eq-cv-se"/>
+      <w:bookmarkStart w:id="244" w:name="eq-cv-se"/>
       <m:oMathPara>
         <m:oMathParaPr>
           <m:jc m:val="center"/>
@@ -60670,7 +62498,7 @@
           </m:r>
         </m:oMath>
       </m:oMathPara>
-      <w:bookmarkEnd w:id="243"/>
+      <w:bookmarkEnd w:id="244"/>
     </w:p>
     <w:tbl>
       <w:tblPr>
@@ -60713,12 +62541,12 @@
                 <wp:inline>
                   <wp:extent cx="152400" cy="152400"/>
                   <wp:effectExtent b="0" l="0" r="0" t="0"/>
-                  <wp:docPr descr="" title="" id="244" name="Picture"/>
+                  <wp:docPr descr="" title="" id="245" name="Picture"/>
                   <a:graphic>
                     <a:graphicData uri="http://schemas.openxmlformats.org/drawingml/2006/picture">
                       <pic:pic>
                         <pic:nvPicPr>
-                          <pic:cNvPr descr="/opt/quarto/share/formats/docx/note.png" id="245" name="Picture"/>
+                          <pic:cNvPr descr="/opt/quarto/share/formats/docx/note.png" id="246" name="Picture"/>
                           <pic:cNvPicPr>
                             <a:picLocks noChangeArrowheads="1" noChangeAspect="1"/>
                           </pic:cNvPicPr>
@@ -60791,8 +62619,8 @@
         </w:tc>
       </w:tr>
     </w:tbl>
-    <w:bookmarkEnd w:id="246"/>
-    <w:bookmarkStart w:id="248" w:name="rem-cv-se"/>
+    <w:bookmarkEnd w:id="247"/>
+    <w:bookmarkStart w:id="249" w:name="rem-cv-se"/>
     <w:p>
       <w:pPr>
         <w:pStyle w:val="BodyText"/>
@@ -61015,7 +62843,7 @@
       <w:r>
         <w:t xml:space="preserve"> </w:t>
       </w:r>
-      <w:hyperlink r:id="rId247">
+      <w:hyperlink r:id="rId248">
         <w:r>
           <w:rPr>
             <w:rStyle w:val="Hyperlink"/>
@@ -61079,8 +62907,8 @@
         <w:t xml:space="preserve">.</w:t>
       </w:r>
     </w:p>
-    <w:bookmarkEnd w:id="248"/>
-    <w:bookmarkStart w:id="250" w:name="def-fold-mse-indexed"/>
+    <w:bookmarkEnd w:id="249"/>
+    <w:bookmarkStart w:id="251" w:name="def-fold-mse-indexed"/>
     <w:p>
       <w:pPr>
         <w:pStyle w:val="BodyText"/>
@@ -61258,7 +63086,7 @@
       <w:pPr>
         <w:pStyle w:val="BodyText"/>
       </w:pPr>
-      <w:bookmarkStart w:id="249" w:name="eq-fold-mse-indexed"/>
+      <w:bookmarkStart w:id="250" w:name="eq-fold-mse-indexed"/>
       <m:oMathPara>
         <m:oMathParaPr>
           <m:jc m:val="center"/>
@@ -61645,10 +63473,10 @@
           </m:r>
         </m:oMath>
       </m:oMathPara>
-      <w:bookmarkEnd w:id="249"/>
+      <w:bookmarkEnd w:id="250"/>
     </w:p>
-    <w:bookmarkEnd w:id="250"/>
-    <w:bookmarkStart w:id="252" w:name="def-cv-se-indexed"/>
+    <w:bookmarkEnd w:id="251"/>
+    <w:bookmarkStart w:id="253" w:name="def-cv-se-indexed"/>
     <w:p>
       <w:pPr>
         <w:pStyle w:val="FirstParagraph"/>
@@ -61854,7 +63682,7 @@
       <w:pPr>
         <w:pStyle w:val="BodyText"/>
       </w:pPr>
-      <w:bookmarkStart w:id="251" w:name="eq-cv-se-indexed"/>
+      <w:bookmarkStart w:id="252" w:name="eq-cv-se-indexed"/>
       <m:oMathPara>
         <m:oMathParaPr>
           <m:jc m:val="center"/>
@@ -62152,10 +63980,10 @@
           </m:r>
         </m:oMath>
       </m:oMathPara>
-      <w:bookmarkEnd w:id="251"/>
+      <w:bookmarkEnd w:id="252"/>
     </w:p>
-    <w:bookmarkEnd w:id="252"/>
-    <w:bookmarkStart w:id="256" w:name="def-one-se-rule"/>
+    <w:bookmarkEnd w:id="253"/>
+    <w:bookmarkStart w:id="257" w:name="def-one-se-rule"/>
     <w:p>
       <w:pPr>
         <w:pStyle w:val="FirstParagraph"/>
@@ -62413,7 +64241,7 @@
       <w:pPr>
         <w:pStyle w:val="BodyText"/>
       </w:pPr>
-      <w:bookmarkStart w:id="253" w:name="eq-one-se-rule"/>
+      <w:bookmarkStart w:id="254" w:name="eq-one-se-rule"/>
       <m:oMathPara>
         <m:oMathParaPr>
           <m:jc m:val="center"/>
@@ -62747,7 +64575,7 @@
           </m:r>
         </m:oMath>
       </m:oMathPara>
-      <w:bookmarkEnd w:id="253"/>
+      <w:bookmarkEnd w:id="254"/>
     </w:p>
     <w:tbl>
       <w:tblPr>
@@ -62790,12 +64618,12 @@
                 <wp:inline>
                   <wp:extent cx="152400" cy="152400"/>
                   <wp:effectExtent b="0" l="0" r="0" t="0"/>
-                  <wp:docPr descr="" title="" id="254" name="Picture"/>
+                  <wp:docPr descr="" title="" id="255" name="Picture"/>
                   <a:graphic>
                     <a:graphicData uri="http://schemas.openxmlformats.org/drawingml/2006/picture">
                       <pic:pic>
                         <pic:nvPicPr>
-                          <pic:cNvPr descr="/opt/quarto/share/formats/docx/note.png" id="255" name="Picture"/>
+                          <pic:cNvPr descr="/opt/quarto/share/formats/docx/note.png" id="256" name="Picture"/>
                           <pic:cNvPicPr>
                             <a:picLocks noChangeArrowheads="1" noChangeAspect="1"/>
                           </pic:cNvPicPr>
@@ -62877,8 +64705,8 @@
         </w:tc>
       </w:tr>
     </w:tbl>
-    <w:bookmarkEnd w:id="256"/>
-    <w:bookmarkStart w:id="261" w:name="exm-one-se-rule"/>
+    <w:bookmarkEnd w:id="257"/>
+    <w:bookmarkStart w:id="262" w:name="exm-one-se-rule"/>
     <w:p>
       <w:pPr>
         <w:pStyle w:val="BodyText"/>
@@ -63950,7 +65778,7 @@
       <w:tr>
         <w:tc>
           <w:tcPr/>
-          <w:bookmarkStart w:id="260" w:name="fig-one-se-rule"/>
+          <w:bookmarkStart w:id="261" w:name="fig-one-se-rule"/>
           <w:p>
             <w:pPr>
               <w:pStyle w:val="SourceCode"/>
@@ -64563,18 +66391,18 @@
                 <wp:inline>
                   <wp:extent cx="4620126" cy="3696101"/>
                   <wp:effectExtent b="0" l="0" r="0" t="0"/>
-                  <wp:docPr descr="" title="" id="258" name="Picture"/>
+                  <wp:docPr descr="" title="" id="259" name="Picture"/>
                   <a:graphic>
                     <a:graphicData uri="http://schemas.openxmlformats.org/drawingml/2006/picture">
                       <pic:pic>
                         <pic:nvPicPr>
-                          <pic:cNvPr descr="model-validation_files/figure-docx/one-se-rule-plot-1.png" id="259" name="Picture"/>
+                          <pic:cNvPr descr="model-validation_files/figure-docx/one-se-rule-plot-1.png" id="260" name="Picture"/>
                           <pic:cNvPicPr>
                             <a:picLocks noChangeArrowheads="1" noChangeAspect="1"/>
                           </pic:cNvPicPr>
                         </pic:nvPicPr>
                         <pic:blipFill>
-                          <a:blip r:embed="rId257"/>
+                          <a:blip r:embed="rId258"/>
                           <a:stretch>
                             <a:fillRect/>
                           </a:stretch>
@@ -64654,7 +66482,7 @@
               <w:t xml:space="preserve">The dashed line is one fold-based standard error above the smallest estimate.</w:t>
             </w:r>
           </w:p>
-          <w:bookmarkEnd w:id="260"/>
+          <w:bookmarkEnd w:id="261"/>
         </w:tc>
       </w:tr>
     </w:tbl>
@@ -64743,9 +66571,9 @@
         <w:t xml:space="preserve">and 0.315 for degree 3.</w:t>
       </w:r>
     </w:p>
-    <w:bookmarkEnd w:id="261"/>
     <w:bookmarkEnd w:id="262"/>
-    <w:bookmarkStart w:id="269" w:name="sec-cv-whole-procedure"/>
+    <w:bookmarkEnd w:id="263"/>
+    <w:bookmarkStart w:id="270" w:name="sec-cv-whole-procedure"/>
     <w:p>
       <w:pPr>
         <w:pStyle w:val="Heading2"/>
@@ -64754,7 +66582,7 @@
         <w:t xml:space="preserve">9 Cross-validating the whole procedure</w:t>
       </w:r>
     </w:p>
-    <w:bookmarkStart w:id="265" w:name="exr-cv-screening"/>
+    <w:bookmarkStart w:id="266" w:name="exr-cv-screening"/>
     <w:p>
       <w:pPr>
         <w:pStyle w:val="FirstParagraph"/>
@@ -64862,64 +66690,6 @@
       </w:pPr>
       <w:r>
         <w:t xml:space="preserve">An analyst</w:t>
-      </w:r>
-    </w:p>
-    <w:p>
-      <w:pPr>
-        <w:pStyle w:val="Compact"/>
-        <w:numPr>
-          <w:ilvl w:val="0"/>
-          <w:numId w:val="1015"/>
-        </w:numPr>
-      </w:pPr>
-      <w:r>
-        <w:t xml:space="preserve">picks the 10 predictors most correlated with</w:t>
-      </w:r>
-      <w:r>
-        <w:t xml:space="preserve"> </w:t>
-      </w:r>
-      <m:oMath>
-        <m:r>
-          <m:t>Y</m:t>
-        </m:r>
-      </m:oMath>
-      <w:r>
-        <w:t xml:space="preserve"> </w:t>
-      </w:r>
-      <w:r>
-        <w:t xml:space="preserve">in all 50 observations,</w:t>
-      </w:r>
-      <w:r>
-        <w:t xml:space="preserve"> </w:t>
-      </w:r>
-      <w:r>
-        <w:t xml:space="preserve">then</w:t>
-      </w:r>
-    </w:p>
-    <w:p>
-      <w:pPr>
-        <w:pStyle w:val="Compact"/>
-        <w:numPr>
-          <w:ilvl w:val="0"/>
-          <w:numId w:val="1015"/>
-        </w:numPr>
-      </w:pPr>
-      <w:r>
-        <w:t xml:space="preserve">estimates the prediction error of a linear model in those 10 predictors</w:t>
-      </w:r>
-      <w:r>
-        <w:t xml:space="preserve"> </w:t>
-      </w:r>
-      <w:r>
-        <w:t xml:space="preserve">by 5-fold cross-validation.</w:t>
-      </w:r>
-    </w:p>
-    <w:p>
-      <w:pPr>
-        <w:pStyle w:val="FirstParagraph"/>
-      </w:pPr>
-      <w:r>
-        <w:t xml:space="preserve">Answer the following:</w:t>
       </w:r>
     </w:p>
     <w:p>
@@ -64931,24 +66701,7 @@
         </w:numPr>
       </w:pPr>
       <w:r>
-        <w:t xml:space="preserve">What is the smallest possible generalization error (</w:t>
-      </w:r>
-      <w:hyperlink w:anchor="eq-generalization-error">
-        <w:r>
-          <w:rPr>
-            <w:rStyle w:val="Hyperlink"/>
-          </w:rPr>
-          <w:t xml:space="preserve">Equation 7</w:t>
-        </w:r>
-      </w:hyperlink>
-      <w:r>
-        <w:t xml:space="preserve">)</w:t>
-      </w:r>
-      <w:r>
-        <w:t xml:space="preserve"> </w:t>
-      </w:r>
-      <w:r>
-        <w:t xml:space="preserve">of any prediction rule for</w:t>
+        <w:t xml:space="preserve">picks the 10 predictors most correlated with</w:t>
       </w:r>
       <w:r>
         <w:t xml:space="preserve"> </w:t>
@@ -64962,7 +66715,13 @@
         <w:t xml:space="preserve"> </w:t>
       </w:r>
       <w:r>
-        <w:t xml:space="preserve">here?</w:t>
+        <w:t xml:space="preserve">in all 50 observations,</w:t>
+      </w:r>
+      <w:r>
+        <w:t xml:space="preserve"> </w:t>
+      </w:r>
+      <w:r>
+        <w:t xml:space="preserve">then</w:t>
       </w:r>
     </w:p>
     <w:p>
@@ -64974,13 +66733,21 @@
         </w:numPr>
       </w:pPr>
       <w:r>
-        <w:t xml:space="preserve">Simulate the analyst’s procedure.</w:t>
-      </w:r>
-      <w:r>
-        <w:t xml:space="preserve"> </w:t>
-      </w:r>
-      <w:r>
-        <w:t xml:space="preserve">What cross-validation estimate does it report?</w:t>
+        <w:t xml:space="preserve">estimates the prediction error of a linear model in those 10 predictors</w:t>
+      </w:r>
+      <w:r>
+        <w:t xml:space="preserve"> </w:t>
+      </w:r>
+      <w:r>
+        <w:t xml:space="preserve">by 5-fold cross-validation.</w:t>
+      </w:r>
+    </w:p>
+    <w:p>
+      <w:pPr>
+        <w:pStyle w:val="FirstParagraph"/>
+      </w:pPr>
+      <w:r>
+        <w:t xml:space="preserve">Answer the following:</w:t>
       </w:r>
     </w:p>
     <w:p>
@@ -64988,7 +66755,68 @@
         <w:pStyle w:val="Compact"/>
         <w:numPr>
           <w:ilvl w:val="0"/>
-          <w:numId w:val="1016"/>
+          <w:numId w:val="1017"/>
+        </w:numPr>
+      </w:pPr>
+      <w:r>
+        <w:t xml:space="preserve">What is the smallest possible generalization error (</w:t>
+      </w:r>
+      <w:hyperlink w:anchor="eq-generalization-error">
+        <w:r>
+          <w:rPr>
+            <w:rStyle w:val="Hyperlink"/>
+          </w:rPr>
+          <w:t xml:space="preserve">Equation 7</w:t>
+        </w:r>
+      </w:hyperlink>
+      <w:r>
+        <w:t xml:space="preserve">)</w:t>
+      </w:r>
+      <w:r>
+        <w:t xml:space="preserve"> </w:t>
+      </w:r>
+      <w:r>
+        <w:t xml:space="preserve">of any prediction rule for</w:t>
+      </w:r>
+      <w:r>
+        <w:t xml:space="preserve"> </w:t>
+      </w:r>
+      <m:oMath>
+        <m:r>
+          <m:t>Y</m:t>
+        </m:r>
+      </m:oMath>
+      <w:r>
+        <w:t xml:space="preserve"> </w:t>
+      </w:r>
+      <w:r>
+        <w:t xml:space="preserve">here?</w:t>
+      </w:r>
+    </w:p>
+    <w:p>
+      <w:pPr>
+        <w:pStyle w:val="Compact"/>
+        <w:numPr>
+          <w:ilvl w:val="0"/>
+          <w:numId w:val="1017"/>
+        </w:numPr>
+      </w:pPr>
+      <w:r>
+        <w:t xml:space="preserve">Simulate the analyst’s procedure.</w:t>
+      </w:r>
+      <w:r>
+        <w:t xml:space="preserve"> </w:t>
+      </w:r>
+      <w:r>
+        <w:t xml:space="preserve">What cross-validation estimate does it report?</w:t>
+      </w:r>
+    </w:p>
+    <w:p>
+      <w:pPr>
+        <w:pStyle w:val="Compact"/>
+        <w:numPr>
+          <w:ilvl w:val="0"/>
+          <w:numId w:val="1017"/>
         </w:numPr>
       </w:pPr>
       <w:r>
@@ -65054,12 +66882,12 @@
                 <wp:inline>
                   <wp:extent cx="152400" cy="152400"/>
                   <wp:effectExtent b="0" l="0" r="0" t="0"/>
-                  <wp:docPr descr="" title="" id="263" name="Picture"/>
+                  <wp:docPr descr="" title="" id="264" name="Picture"/>
                   <a:graphic>
                     <a:graphicData uri="http://schemas.openxmlformats.org/drawingml/2006/picture">
                       <pic:pic>
                         <pic:nvPicPr>
-                          <pic:cNvPr descr="/opt/quarto/share/formats/docx/note.png" id="264" name="Picture"/>
+                          <pic:cNvPr descr="/opt/quarto/share/formats/docx/note.png" id="265" name="Picture"/>
                           <pic:cNvPicPr>
                             <a:picLocks noChangeArrowheads="1" noChangeAspect="1"/>
                           </pic:cNvPicPr>
@@ -65147,8 +66975,8 @@
         </w:tc>
       </w:tr>
     </w:tbl>
-    <w:bookmarkEnd w:id="265"/>
-    <w:bookmarkStart w:id="266" w:name="sol-cv-screening"/>
+    <w:bookmarkEnd w:id="266"/>
+    <w:bookmarkStart w:id="267" w:name="sol-cv-screening"/>
     <w:p>
       <w:pPr>
         <w:pStyle w:val="BodyText"/>
@@ -65168,7 +66996,7 @@
       <w:pPr>
         <w:numPr>
           <w:ilvl w:val="0"/>
-          <w:numId w:val="1017"/>
+          <w:numId w:val="1018"/>
         </w:numPr>
       </w:pPr>
       <m:oMath>
@@ -65259,7 +67087,7 @@
       <w:pPr>
         <w:numPr>
           <w:ilvl w:val="0"/>
-          <w:numId w:val="1017"/>
+          <w:numId w:val="1018"/>
         </w:numPr>
       </w:pPr>
       <w:r>
@@ -66936,191 +68764,6 @@
       </w:pPr>
       <w:r>
         <w:t xml:space="preserve">Averaged over 50 simulated data sets:</w:t>
-      </w:r>
-    </w:p>
-    <w:p>
-      <w:pPr>
-        <w:pStyle w:val="Compact"/>
-        <w:numPr>
-          <w:ilvl w:val="0"/>
-          <w:numId w:val="1018"/>
-        </w:numPr>
-      </w:pPr>
-      <w:r>
-        <w:t xml:space="preserve">Screening outside the folds gives a mean CV estimate of</w:t>
-      </w:r>
-      <w:r>
-        <w:t xml:space="preserve"> </w:t>
-      </w:r>
-      <w:r>
-        <w:t xml:space="preserve">0.54,</w:t>
-      </w:r>
-      <w:r>
-        <w:t xml:space="preserve"> </w:t>
-      </w:r>
-      <w:r>
-        <w:t xml:space="preserve">well below the smallest possible generalization error of 1.</w:t>
-      </w:r>
-      <w:r>
-        <w:t xml:space="preserve"> </w:t>
-      </w:r>
-      <w:r>
-        <w:t xml:space="preserve">The procedure reports that pure noise predicts</w:t>
-      </w:r>
-      <w:r>
-        <w:t xml:space="preserve"> </w:t>
-      </w:r>
-      <m:oMath>
-        <m:r>
-          <m:t>Y</m:t>
-        </m:r>
-      </m:oMath>
-      <w:r>
-        <w:t xml:space="preserve">.</w:t>
-      </w:r>
-    </w:p>
-    <w:p>
-      <w:pPr>
-        <w:pStyle w:val="Compact"/>
-        <w:numPr>
-          <w:ilvl w:val="0"/>
-          <w:numId w:val="1018"/>
-        </w:numPr>
-      </w:pPr>
-      <w:r>
-        <w:t xml:space="preserve">Screening inside the folds gives</w:t>
-      </w:r>
-      <w:r>
-        <w:t xml:space="preserve"> </w:t>
-      </w:r>
-      <w:r>
-        <w:t xml:space="preserve">1.52,</w:t>
-      </w:r>
-      <w:r>
-        <w:t xml:space="preserve"> </w:t>
-      </w:r>
-      <w:r>
-        <w:t xml:space="preserve">above 1, as an honest estimate for a rule built from noise should be.</w:t>
-      </w:r>
-    </w:p>
-    <w:p>
-      <w:pPr>
-        <w:pStyle w:val="FirstParagraph"/>
-      </w:pPr>
-      <w:r>
-        <w:t xml:space="preserve">The 10 predictors chosen from all 50 observations</w:t>
-      </w:r>
-      <w:r>
-        <w:t xml:space="preserve"> </w:t>
-      </w:r>
-      <w:r>
-        <w:t xml:space="preserve">were chosen</w:t>
-      </w:r>
-      <w:r>
-        <w:t xml:space="preserve"> </w:t>
-      </w:r>
-      <w:r>
-        <w:rPr>
-          <w:i/>
-          <w:iCs/>
-        </w:rPr>
-        <w:t xml:space="preserve">because</w:t>
-      </w:r>
-      <w:r>
-        <w:t xml:space="preserve"> </w:t>
-      </w:r>
-      <w:r>
-        <w:t xml:space="preserve">they happen to correlate with</w:t>
-      </w:r>
-      <w:r>
-        <w:t xml:space="preserve"> </w:t>
-      </w:r>
-      <m:oMath>
-        <m:r>
-          <m:t>Y</m:t>
-        </m:r>
-      </m:oMath>
-      <w:r>
-        <w:t xml:space="preserve"> </w:t>
-      </w:r>
-      <w:r>
-        <w:t xml:space="preserve">in the very observations that later serve as held-out folds.</w:t>
-      </w:r>
-      <w:r>
-        <w:t xml:space="preserve"> </w:t>
-      </w:r>
-      <w:r>
-        <w:t xml:space="preserve">Those observations were not held out from the whole fitting procedure,</w:t>
-      </w:r>
-      <w:r>
-        <w:t xml:space="preserve"> </w:t>
-      </w:r>
-      <w:r>
-        <w:t xml:space="preserve">so the independence that</w:t>
-      </w:r>
-      <w:r>
-        <w:t xml:space="preserve"> </w:t>
-      </w:r>
-      <w:hyperlink w:anchor="thm-held-out-unbiased">
-        <w:r>
-          <w:rPr>
-            <w:rStyle w:val="Hyperlink"/>
-          </w:rPr>
-          <w:t xml:space="preserve">Theorem 3</w:t>
-        </w:r>
-      </w:hyperlink>
-      <w:r>
-        <w:t xml:space="preserve"> </w:t>
-      </w:r>
-      <w:r>
-        <w:t xml:space="preserve">needs fails.</w:t>
-      </w:r>
-    </w:p>
-    <w:bookmarkEnd w:id="266"/>
-    <w:bookmarkStart w:id="268" w:name="rem-cv-every-step"/>
-    <w:p>
-      <w:pPr>
-        <w:pStyle w:val="BodyText"/>
-      </w:pPr>
-      <w:r>
-        <w:rPr>
-          <w:i/>
-          <w:iCs/>
-        </w:rPr>
-        <w:t xml:space="preserve">Remark 17</w:t>
-      </w:r>
-      <w:r>
-        <w:t xml:space="preserve"> (Cross-validate the whole procedure). </w:t>
-      </w:r>
-      <w:r>
-        <w:t xml:space="preserve">Every step that uses the outcome is part of fitting,</w:t>
-      </w:r>
-      <w:r>
-        <w:t xml:space="preserve"> </w:t>
-      </w:r>
-      <w:r>
-        <w:t xml:space="preserve">and must be repeated inside each fold</w:t>
-      </w:r>
-      <w:r>
-        <w:t xml:space="preserve"> </w:t>
-      </w:r>
-      <w:r>
-        <w:t xml:space="preserve">using only that fold’s training observations</w:t>
-      </w:r>
-      <w:r>
-        <w:t xml:space="preserve"> </w:t>
-      </w:r>
-      <w:r>
-        <w:t xml:space="preserve">(Hastie et al. 2009, sec. 7.10.2)</w:t>
-      </w:r>
-      <w:r>
-        <w:t xml:space="preserve">.</w:t>
-      </w:r>
-      <w:r>
-        <w:t xml:space="preserve"> </w:t>
-      </w:r>
-      <w:r>
-        <w:t xml:space="preserve">Such steps include:</w:t>
       </w:r>
     </w:p>
     <w:p>
@@ -67132,21 +68775,36 @@
         </w:numPr>
       </w:pPr>
       <w:r>
-        <w:t xml:space="preserve">screening or selecting predictors, as in</w:t>
-      </w:r>
-      <w:r>
-        <w:t xml:space="preserve"> </w:t>
-      </w:r>
-      <w:hyperlink w:anchor="exr-cv-screening">
-        <w:r>
-          <w:rPr>
-            <w:rStyle w:val="Hyperlink"/>
-          </w:rPr>
-          <w:t xml:space="preserve">Exercise 12</w:t>
-        </w:r>
-      </w:hyperlink>
-      <w:r>
-        <w:t xml:space="preserve">;</w:t>
+        <w:t xml:space="preserve">Screening outside the folds gives a mean CV estimate of</w:t>
+      </w:r>
+      <w:r>
+        <w:t xml:space="preserve"> </w:t>
+      </w:r>
+      <w:r>
+        <w:t xml:space="preserve">0.54,</w:t>
+      </w:r>
+      <w:r>
+        <w:t xml:space="preserve"> </w:t>
+      </w:r>
+      <w:r>
+        <w:t xml:space="preserve">well below the smallest possible generalization error of 1.</w:t>
+      </w:r>
+      <w:r>
+        <w:t xml:space="preserve"> </w:t>
+      </w:r>
+      <w:r>
+        <w:t xml:space="preserve">The procedure reports that pure noise predicts</w:t>
+      </w:r>
+      <w:r>
+        <w:t xml:space="preserve"> </w:t>
+      </w:r>
+      <m:oMath>
+        <m:r>
+          <m:t>Y</m:t>
+        </m:r>
+      </m:oMath>
+      <w:r>
+        <w:t xml:space="preserve">.</w:t>
       </w:r>
     </w:p>
     <w:p>
@@ -67158,7 +68816,139 @@
         </w:numPr>
       </w:pPr>
       <w:r>
-        <w:t xml:space="preserve">choosing transformations or a polynomial degree;</w:t>
+        <w:t xml:space="preserve">Screening inside the folds gives</w:t>
+      </w:r>
+      <w:r>
+        <w:t xml:space="preserve"> </w:t>
+      </w:r>
+      <w:r>
+        <w:t xml:space="preserve">1.52,</w:t>
+      </w:r>
+      <w:r>
+        <w:t xml:space="preserve"> </w:t>
+      </w:r>
+      <w:r>
+        <w:t xml:space="preserve">above 1, as an honest estimate for a rule built from noise should be.</w:t>
+      </w:r>
+    </w:p>
+    <w:p>
+      <w:pPr>
+        <w:pStyle w:val="FirstParagraph"/>
+      </w:pPr>
+      <w:r>
+        <w:t xml:space="preserve">The 10 predictors chosen from all 50 observations</w:t>
+      </w:r>
+      <w:r>
+        <w:t xml:space="preserve"> </w:t>
+      </w:r>
+      <w:r>
+        <w:t xml:space="preserve">were chosen</w:t>
+      </w:r>
+      <w:r>
+        <w:t xml:space="preserve"> </w:t>
+      </w:r>
+      <w:r>
+        <w:rPr>
+          <w:i/>
+          <w:iCs/>
+        </w:rPr>
+        <w:t xml:space="preserve">because</w:t>
+      </w:r>
+      <w:r>
+        <w:t xml:space="preserve"> </w:t>
+      </w:r>
+      <w:r>
+        <w:t xml:space="preserve">they happen to correlate with</w:t>
+      </w:r>
+      <w:r>
+        <w:t xml:space="preserve"> </w:t>
+      </w:r>
+      <m:oMath>
+        <m:r>
+          <m:t>Y</m:t>
+        </m:r>
+      </m:oMath>
+      <w:r>
+        <w:t xml:space="preserve"> </w:t>
+      </w:r>
+      <w:r>
+        <w:t xml:space="preserve">in the very observations that later serve as held-out folds.</w:t>
+      </w:r>
+      <w:r>
+        <w:t xml:space="preserve"> </w:t>
+      </w:r>
+      <w:r>
+        <w:t xml:space="preserve">Those observations were not held out from the whole fitting procedure,</w:t>
+      </w:r>
+      <w:r>
+        <w:t xml:space="preserve"> </w:t>
+      </w:r>
+      <w:r>
+        <w:t xml:space="preserve">so the independence that</w:t>
+      </w:r>
+      <w:r>
+        <w:t xml:space="preserve"> </w:t>
+      </w:r>
+      <w:hyperlink w:anchor="thm-held-out-unbiased">
+        <w:r>
+          <w:rPr>
+            <w:rStyle w:val="Hyperlink"/>
+          </w:rPr>
+          <w:t xml:space="preserve">Theorem 3</w:t>
+        </w:r>
+      </w:hyperlink>
+      <w:r>
+        <w:t xml:space="preserve"> </w:t>
+      </w:r>
+      <w:r>
+        <w:t xml:space="preserve">needs fails.</w:t>
+      </w:r>
+    </w:p>
+    <w:bookmarkEnd w:id="267"/>
+    <w:bookmarkStart w:id="269" w:name="rem-cv-every-step"/>
+    <w:p>
+      <w:pPr>
+        <w:pStyle w:val="BodyText"/>
+      </w:pPr>
+      <w:r>
+        <w:rPr>
+          <w:i/>
+          <w:iCs/>
+        </w:rPr>
+        <w:t xml:space="preserve">Remark 17</w:t>
+      </w:r>
+      <w:r>
+        <w:t xml:space="preserve"> (Cross-validate the whole procedure). </w:t>
+      </w:r>
+      <w:r>
+        <w:t xml:space="preserve">Every step that uses the outcome is part of fitting,</w:t>
+      </w:r>
+      <w:r>
+        <w:t xml:space="preserve"> </w:t>
+      </w:r>
+      <w:r>
+        <w:t xml:space="preserve">and must be repeated inside each fold</w:t>
+      </w:r>
+      <w:r>
+        <w:t xml:space="preserve"> </w:t>
+      </w:r>
+      <w:r>
+        <w:t xml:space="preserve">using only that fold’s training observations</w:t>
+      </w:r>
+      <w:r>
+        <w:t xml:space="preserve"> </w:t>
+      </w:r>
+      <w:r>
+        <w:t xml:space="preserve">(Hastie et al. 2009, sec. 7.10.2)</w:t>
+      </w:r>
+      <w:r>
+        <w:t xml:space="preserve">.</w:t>
+      </w:r>
+      <w:r>
+        <w:t xml:space="preserve"> </w:t>
+      </w:r>
+      <w:r>
+        <w:t xml:space="preserve">Such steps include:</w:t>
       </w:r>
     </w:p>
     <w:p>
@@ -67166,7 +68956,45 @@
         <w:pStyle w:val="Compact"/>
         <w:numPr>
           <w:ilvl w:val="0"/>
-          <w:numId w:val="1019"/>
+          <w:numId w:val="1020"/>
+        </w:numPr>
+      </w:pPr>
+      <w:r>
+        <w:t xml:space="preserve">screening or selecting predictors, as in</w:t>
+      </w:r>
+      <w:r>
+        <w:t xml:space="preserve"> </w:t>
+      </w:r>
+      <w:hyperlink w:anchor="exr-cv-screening">
+        <w:r>
+          <w:rPr>
+            <w:rStyle w:val="Hyperlink"/>
+          </w:rPr>
+          <w:t xml:space="preserve">Exercise 12</w:t>
+        </w:r>
+      </w:hyperlink>
+      <w:r>
+        <w:t xml:space="preserve">;</w:t>
+      </w:r>
+    </w:p>
+    <w:p>
+      <w:pPr>
+        <w:pStyle w:val="Compact"/>
+        <w:numPr>
+          <w:ilvl w:val="0"/>
+          <w:numId w:val="1020"/>
+        </w:numPr>
+      </w:pPr>
+      <w:r>
+        <w:t xml:space="preserve">choosing transformations or a polynomial degree;</w:t>
+      </w:r>
+    </w:p>
+    <w:p>
+      <w:pPr>
+        <w:pStyle w:val="Compact"/>
+        <w:numPr>
+          <w:ilvl w:val="0"/>
+          <w:numId w:val="1020"/>
         </w:numPr>
       </w:pPr>
       <w:r>
@@ -67233,7 +69061,7 @@
       <w:r>
         <w:t xml:space="preserve"> </w:t>
       </w:r>
-      <w:hyperlink r:id="rId267">
+      <w:hyperlink r:id="rId268">
         <w:r>
           <w:rPr>
             <w:rStyle w:val="Hyperlink"/>
@@ -67257,9 +69085,9 @@
         <w:t xml:space="preserve">when they are computed without the outcome.</w:t>
       </w:r>
     </w:p>
-    <w:bookmarkEnd w:id="268"/>
     <w:bookmarkEnd w:id="269"/>
-    <w:bookmarkStart w:id="270" w:name="further-reading"/>
+    <w:bookmarkEnd w:id="270"/>
+    <w:bookmarkStart w:id="271" w:name="further-reading"/>
     <w:p>
       <w:pPr>
         <w:pStyle w:val="Heading2"/>
@@ -67288,8 +69116,8 @@
         <w:t xml:space="preserve">including the covariance and correlation matrices that cross-products produce.</w:t>
       </w:r>
     </w:p>
-    <w:bookmarkEnd w:id="270"/>
-    <w:bookmarkStart w:id="278" w:name="references"/>
+    <w:bookmarkEnd w:id="271"/>
+    <w:bookmarkStart w:id="279" w:name="references"/>
     <w:p>
       <w:pPr>
         <w:pStyle w:val="Heading2"/>
@@ -67298,8 +69126,8 @@
         <w:t xml:space="preserve">References</w:t>
       </w:r>
     </w:p>
-    <w:bookmarkStart w:id="277" w:name="refs"/>
-    <w:bookmarkStart w:id="272" w:name="ref-hastie2009elements"/>
+    <w:bookmarkStart w:id="278" w:name="refs"/>
+    <w:bookmarkStart w:id="273" w:name="ref-hastie2009elements"/>
     <w:p>
       <w:pPr>
         <w:pStyle w:val="Bibliography"/>
@@ -67323,7 +69151,7 @@
       <w:r>
         <w:t xml:space="preserve"> </w:t>
       </w:r>
-      <w:hyperlink r:id="rId271">
+      <w:hyperlink r:id="rId272">
         <w:r>
           <w:rPr>
             <w:rStyle w:val="Hyperlink"/>
@@ -67335,8 +69163,8 @@
         <w:t xml:space="preserve">.</w:t>
       </w:r>
     </w:p>
-    <w:bookmarkEnd w:id="272"/>
-    <w:bookmarkStart w:id="274" w:name="ref-james2021islr2e"/>
+    <w:bookmarkEnd w:id="273"/>
+    <w:bookmarkStart w:id="275" w:name="ref-james2021islr2e"/>
     <w:p>
       <w:pPr>
         <w:pStyle w:val="Bibliography"/>
@@ -67374,7 +69202,7 @@
       <w:r>
         <w:t xml:space="preserve"> </w:t>
       </w:r>
-      <w:hyperlink r:id="rId273">
+      <w:hyperlink r:id="rId274">
         <w:r>
           <w:rPr>
             <w:rStyle w:val="Hyperlink"/>
@@ -67386,8 +69214,8 @@
         <w:t xml:space="preserve">.</w:t>
       </w:r>
     </w:p>
-    <w:bookmarkEnd w:id="274"/>
-    <w:bookmarkStart w:id="276" w:name="ref-sanchez2020matrix4sl"/>
+    <w:bookmarkEnd w:id="275"/>
+    <w:bookmarkStart w:id="277" w:name="ref-sanchez2020matrix4sl"/>
     <w:p>
       <w:pPr>
         <w:pStyle w:val="Bibliography"/>
@@ -67425,7 +69253,7 @@
       <w:r>
         <w:t xml:space="preserve"> </w:t>
       </w:r>
-      <w:hyperlink r:id="rId275">
+      <w:hyperlink r:id="rId276">
         <w:r>
           <w:rPr>
             <w:rStyle w:val="Hyperlink"/>
@@ -67437,9 +69265,9 @@
         <w:t xml:space="preserve">.</w:t>
       </w:r>
     </w:p>
-    <w:bookmarkEnd w:id="276"/>
     <w:bookmarkEnd w:id="277"/>
     <w:bookmarkEnd w:id="278"/>
+    <w:bookmarkEnd w:id="279"/>
     <w:sectPr>
       <w:footnotePr>
         <w:numRestart w:val="eachSect"/>
@@ -68171,9 +69999,39 @@
     </w:lvlOverride>
   </w:num>
   <w:num w:numId="1018">
+    <w:abstractNumId w:val="99411"/>
+    <w:lvlOverride w:ilvl="0">
+      <w:startOverride w:val="1"/>
+    </w:lvlOverride>
+    <w:lvlOverride w:ilvl="1">
+      <w:startOverride w:val="1"/>
+    </w:lvlOverride>
+    <w:lvlOverride w:ilvl="2">
+      <w:startOverride w:val="1"/>
+    </w:lvlOverride>
+    <w:lvlOverride w:ilvl="3">
+      <w:startOverride w:val="1"/>
+    </w:lvlOverride>
+    <w:lvlOverride w:ilvl="4">
+      <w:startOverride w:val="1"/>
+    </w:lvlOverride>
+    <w:lvlOverride w:ilvl="5">
+      <w:startOverride w:val="1"/>
+    </w:lvlOverride>
+    <w:lvlOverride w:ilvl="6">
+      <w:startOverride w:val="1"/>
+    </w:lvlOverride>
+    <w:lvlOverride w:ilvl="7">
+      <w:startOverride w:val="1"/>
+    </w:lvlOverride>
+    <w:lvlOverride w:ilvl="8">
+      <w:startOverride w:val="1"/>
+    </w:lvlOverride>
+  </w:num>
+  <w:num w:numId="1019">
     <w:abstractNumId w:val="991"/>
   </w:num>
-  <w:num w:numId="1019">
+  <w:num w:numId="1020">
     <w:abstractNumId w:val="991"/>
   </w:num>
 </w:numbering>
